--- a/2-Dockers/2.2-Docker MySQL Using DockerFiles.docx
+++ b/2-Dockers/2.2-Docker MySQL Using DockerFiles.docx
@@ -1,6 +1,6 @@
 
 <file path=word/document.xml><?xml version="1.0" encoding="utf-8"?>
-<w:document xmlns:wpc="http://schemas.microsoft.com/office/word/2010/wordprocessingCanvas" xmlns:cx="http://schemas.microsoft.com/office/drawing/2014/chartex" xmlns:cx1="http://schemas.microsoft.com/office/drawing/2015/9/8/chartex" xmlns:cx2="http://schemas.microsoft.com/office/drawing/2015/10/21/chartex" xmlns:cx3="http://schemas.microsoft.com/office/drawing/2016/5/9/chartex" xmlns:cx4="http://schemas.microsoft.com/office/drawing/2016/5/10/chartex" xmlns:cx5="http://schemas.microsoft.com/office/drawing/2016/5/11/chartex" xmlns:cx6="http://schemas.microsoft.com/office/drawing/2016/5/12/chartex" xmlns:cx7="http://schemas.microsoft.com/office/drawing/2016/5/13/chartex" xmlns:cx8="http://schemas.microsoft.com/office/drawing/2016/5/14/chartex" xmlns:mc="http://schemas.openxmlformats.org/markup-compatibility/2006" xmlns:aink="http://schemas.microsoft.com/office/drawing/2016/ink" xmlns:am3d="http://schemas.microsoft.com/office/drawing/2017/model3d" xmlns:o="urn:schemas-microsoft-com:office:office" xmlns:oel="http://schemas.microsoft.com/office/2019/extlst" xmlns:r="http://schemas.openxmlformats.org/officeDocument/2006/relationships" xmlns:m="http://schemas.openxmlformats.org/officeDocument/2006/math" xmlns:v="urn:schemas-microsoft-com:vml" xmlns:wp14="http://schemas.microsoft.com/office/word/2010/wordprocessingDrawing" xmlns:wp="http://schemas.openxmlformats.org/drawingml/2006/wordprocessingDrawing" xmlns:w10="urn:schemas-microsoft-com:office:word" xmlns:w="http://schemas.openxmlformats.org/wordprocessingml/2006/main" xmlns:w14="http://schemas.microsoft.com/office/word/2010/wordml" xmlns:w15="http://schemas.microsoft.com/office/word/2012/wordml" xmlns:w16cex="http://schemas.microsoft.com/office/word/2018/wordml/cex" xmlns:w16cid="http://schemas.microsoft.com/office/word/2016/wordml/cid" xmlns:w16="http://schemas.microsoft.com/office/word/2018/wordml" xmlns:w16du="http://schemas.microsoft.com/office/word/2023/wordml/word16du" xmlns:w16sdtdh="http://schemas.microsoft.com/office/word/2020/wordml/sdtdatahash" xmlns:w16se="http://schemas.microsoft.com/office/word/2015/wordml/symex" xmlns:wpg="http://schemas.microsoft.com/office/word/2010/wordprocessingGroup" xmlns:wpi="http://schemas.microsoft.com/office/word/2010/wordprocessingInk" xmlns:wne="http://schemas.microsoft.com/office/word/2006/wordml" xmlns:wps="http://schemas.microsoft.com/office/word/2010/wordprocessingShape" mc:Ignorable="w14 w15 w16se w16cid w16 w16cex w16sdtdh w16du wp14">
+<w:document xmlns:wpc="http://schemas.microsoft.com/office/word/2010/wordprocessingCanvas" xmlns:cx="http://schemas.microsoft.com/office/drawing/2014/chartex" xmlns:cx1="http://schemas.microsoft.com/office/drawing/2015/9/8/chartex" xmlns:cx2="http://schemas.microsoft.com/office/drawing/2015/10/21/chartex" xmlns:cx3="http://schemas.microsoft.com/office/drawing/2016/5/9/chartex" xmlns:cx4="http://schemas.microsoft.com/office/drawing/2016/5/10/chartex" xmlns:cx5="http://schemas.microsoft.com/office/drawing/2016/5/11/chartex" xmlns:cx6="http://schemas.microsoft.com/office/drawing/2016/5/12/chartex" xmlns:cx7="http://schemas.microsoft.com/office/drawing/2016/5/13/chartex" xmlns:cx8="http://schemas.microsoft.com/office/drawing/2016/5/14/chartex" xmlns:mc="http://schemas.openxmlformats.org/markup-compatibility/2006" xmlns:aink="http://schemas.microsoft.com/office/drawing/2016/ink" xmlns:am3d="http://schemas.microsoft.com/office/drawing/2017/model3d" xmlns:o="urn:schemas-microsoft-com:office:office" xmlns:oel="http://schemas.microsoft.com/office/2019/extlst" xmlns:r="http://schemas.openxmlformats.org/officeDocument/2006/relationships" xmlns:m="http://schemas.openxmlformats.org/officeDocument/2006/math" xmlns:v="urn:schemas-microsoft-com:vml" xmlns:wp14="http://schemas.microsoft.com/office/word/2010/wordprocessingDrawing" xmlns:wp="http://schemas.openxmlformats.org/drawingml/2006/wordprocessingDrawing" xmlns:w10="urn:schemas-microsoft-com:office:word" xmlns:w="http://schemas.openxmlformats.org/wordprocessingml/2006/main" xmlns:w14="http://schemas.microsoft.com/office/word/2010/wordml" xmlns:w15="http://schemas.microsoft.com/office/word/2012/wordml" xmlns:w16cex="http://schemas.microsoft.com/office/word/2018/wordml/cex" xmlns:w16cid="http://schemas.microsoft.com/office/word/2016/wordml/cid" xmlns:w16="http://schemas.microsoft.com/office/word/2018/wordml" xmlns:w16du="http://schemas.microsoft.com/office/word/2023/wordml/word16du" xmlns:w16sdtdh="http://schemas.microsoft.com/office/word/2020/wordml/sdtdatahash" xmlns:w16sdtfl="http://schemas.microsoft.com/office/word/2024/wordml/sdtformatlock" xmlns:w16se="http://schemas.microsoft.com/office/word/2015/wordml/symex" xmlns:wpg="http://schemas.microsoft.com/office/word/2010/wordprocessingGroup" xmlns:wpi="http://schemas.microsoft.com/office/word/2010/wordprocessingInk" xmlns:wne="http://schemas.microsoft.com/office/word/2006/wordml" xmlns:wps="http://schemas.microsoft.com/office/word/2010/wordprocessingShape" mc:Ignorable="w14 w15 w16se w16cid w16 w16cex w16sdtdh w16sdtfl w16du wp14">
   <w:body>
     <w:p>
       <w:pPr>
@@ -22,13 +22,29 @@
           <w:rFonts w:eastAsia="Times New Roman"/>
           <w:lang w:eastAsia="en-GB"/>
         </w:rPr>
-        <w:t xml:space="preserve"> Dockerfile </w:t>
-      </w:r>
+        <w:t xml:space="preserve"> </w:t>
+      </w:r>
+      <w:proofErr w:type="spellStart"/>
       <w:r>
         <w:rPr>
           <w:rFonts w:eastAsia="Times New Roman"/>
           <w:lang w:eastAsia="en-GB"/>
         </w:rPr>
+        <w:t>Dockerfile</w:t>
+      </w:r>
+      <w:proofErr w:type="spellEnd"/>
+      <w:r>
+        <w:rPr>
+          <w:rFonts w:eastAsia="Times New Roman"/>
+          <w:lang w:eastAsia="en-GB"/>
+        </w:rPr>
+        <w:t xml:space="preserve"> </w:t>
+      </w:r>
+      <w:r>
+        <w:rPr>
+          <w:rFonts w:eastAsia="Times New Roman"/>
+          <w:lang w:eastAsia="en-GB"/>
+        </w:rPr>
         <w:t>with a Python app</w:t>
       </w:r>
     </w:p>
@@ -56,7 +72,27 @@
           <w:lang w:eastAsia="en-GB"/>
           <w14:ligatures w14:val="none"/>
         </w:rPr>
-        <w:t>To get more practice with using a Dockerfile, i</w:t>
+        <w:t xml:space="preserve">To get more practice with using a </w:t>
+      </w:r>
+      <w:proofErr w:type="spellStart"/>
+      <w:r>
+        <w:rPr>
+          <w:rFonts w:ascii="Calibri" w:eastAsia="Times New Roman" w:hAnsi="Calibri" w:cs="Calibri"/>
+          <w:kern w:val="0"/>
+          <w:lang w:eastAsia="en-GB"/>
+          <w14:ligatures w14:val="none"/>
+        </w:rPr>
+        <w:t>Dockerfile</w:t>
+      </w:r>
+      <w:proofErr w:type="spellEnd"/>
+      <w:r>
+        <w:rPr>
+          <w:rFonts w:ascii="Calibri" w:eastAsia="Times New Roman" w:hAnsi="Calibri" w:cs="Calibri"/>
+          <w:kern w:val="0"/>
+          <w:lang w:eastAsia="en-GB"/>
+          <w14:ligatures w14:val="none"/>
+        </w:rPr>
+        <w:t>, i</w:t>
       </w:r>
       <w:r>
         <w:rPr>
@@ -121,18 +157,33 @@
           <w14:ligatures w14:val="none"/>
         </w:rPr>
       </w:pPr>
-      <w:r>
-        <w:rPr>
-          <w:rFonts w:ascii="Calibri" w:eastAsia="Times New Roman" w:hAnsi="Calibri" w:cs="Calibri"/>
-          <w:b/>
-          <w:bCs/>
-          <w:kern w:val="0"/>
-          <w:sz w:val="24"/>
-          <w:szCs w:val="24"/>
-          <w:lang w:eastAsia="en-GB"/>
-          <w14:ligatures w14:val="none"/>
-        </w:rPr>
-        <w:t>mkdir python-docker</w:t>
+      <w:proofErr w:type="spellStart"/>
+      <w:r>
+        <w:rPr>
+          <w:rFonts w:ascii="Calibri" w:eastAsia="Times New Roman" w:hAnsi="Calibri" w:cs="Calibri"/>
+          <w:b/>
+          <w:bCs/>
+          <w:kern w:val="0"/>
+          <w:sz w:val="24"/>
+          <w:szCs w:val="24"/>
+          <w:lang w:eastAsia="en-GB"/>
+          <w14:ligatures w14:val="none"/>
+        </w:rPr>
+        <w:t>mkdir</w:t>
+      </w:r>
+      <w:proofErr w:type="spellEnd"/>
+      <w:r>
+        <w:rPr>
+          <w:rFonts w:ascii="Calibri" w:eastAsia="Times New Roman" w:hAnsi="Calibri" w:cs="Calibri"/>
+          <w:b/>
+          <w:bCs/>
+          <w:kern w:val="0"/>
+          <w:sz w:val="24"/>
+          <w:szCs w:val="24"/>
+          <w:lang w:eastAsia="en-GB"/>
+          <w14:ligatures w14:val="none"/>
+        </w:rPr>
+        <w:t xml:space="preserve"> python-docker</w:t>
       </w:r>
     </w:p>
     <w:p>
@@ -986,7 +1037,37 @@
           <w:lang w:eastAsia="en-GB"/>
           <w14:ligatures w14:val="none"/>
         </w:rPr>
-        <w:t>    app.run(</w:t>
+        <w:t xml:space="preserve">    </w:t>
+      </w:r>
+      <w:proofErr w:type="spellStart"/>
+      <w:r>
+        <w:rPr>
+          <w:rFonts w:ascii="Consolas" w:eastAsia="Times New Roman" w:hAnsi="Consolas" w:cs="Times New Roman"/>
+          <w:b/>
+          <w:bCs/>
+          <w:color w:val="CCCCCC"/>
+          <w:kern w:val="0"/>
+          <w:sz w:val="24"/>
+          <w:szCs w:val="24"/>
+          <w:lang w:eastAsia="en-GB"/>
+          <w14:ligatures w14:val="none"/>
+        </w:rPr>
+        <w:t>app.run</w:t>
+      </w:r>
+      <w:proofErr w:type="spellEnd"/>
+      <w:r>
+        <w:rPr>
+          <w:rFonts w:ascii="Consolas" w:eastAsia="Times New Roman" w:hAnsi="Consolas" w:cs="Times New Roman"/>
+          <w:b/>
+          <w:bCs/>
+          <w:color w:val="CCCCCC"/>
+          <w:kern w:val="0"/>
+          <w:sz w:val="24"/>
+          <w:szCs w:val="24"/>
+          <w:lang w:eastAsia="en-GB"/>
+          <w14:ligatures w14:val="none"/>
+        </w:rPr>
+        <w:t>(</w:t>
       </w:r>
       <w:r>
         <w:rPr>
@@ -1246,6 +1327,7 @@
         </w:rPr>
         <w:t xml:space="preserve">file called </w:t>
       </w:r>
+      <w:proofErr w:type="spellStart"/>
       <w:r>
         <w:rPr>
           <w:rFonts w:ascii="Calibri" w:eastAsia="Times New Roman" w:hAnsi="Calibri" w:cs="Calibri"/>
@@ -1257,6 +1339,7 @@
         </w:rPr>
         <w:t>Dockerfile</w:t>
       </w:r>
+      <w:proofErr w:type="spellEnd"/>
       <w:r>
         <w:rPr>
           <w:rFonts w:ascii="Calibri" w:eastAsia="Times New Roman" w:hAnsi="Calibri" w:cs="Calibri"/>
@@ -1363,6 +1446,20 @@
         </w:rPr>
         <w:t># Python as a base image</w:t>
       </w:r>
+      <w:r>
+        <w:rPr>
+          <w:rFonts w:ascii="Calibri" w:eastAsia="Times New Roman" w:hAnsi="Calibri" w:cs="Calibri"/>
+          <w:b/>
+          <w:bCs/>
+          <w:color w:val="196B24" w:themeColor="accent3"/>
+          <w:kern w:val="0"/>
+          <w:sz w:val="24"/>
+          <w:szCs w:val="24"/>
+          <w:lang w:eastAsia="en-GB"/>
+          <w14:ligatures w14:val="none"/>
+        </w:rPr>
+        <w:t xml:space="preserve"> (slim version for faster download)</w:t>
+      </w:r>
     </w:p>
     <w:p>
       <w:pPr>
@@ -1394,7 +1491,29 @@
           <w:lang w:eastAsia="en-GB"/>
           <w14:ligatures w14:val="none"/>
         </w:rPr>
-        <w:t>FROM python:3.7</w:t>
+        <w:t>FROM python:3.</w:t>
+      </w:r>
+      <w:r>
+        <w:rPr>
+          <w:rFonts w:ascii="Calibri" w:eastAsia="Times New Roman" w:hAnsi="Calibri" w:cs="Calibri"/>
+          <w:kern w:val="0"/>
+          <w:sz w:val="24"/>
+          <w:szCs w:val="24"/>
+          <w:lang w:eastAsia="en-GB"/>
+          <w14:ligatures w14:val="none"/>
+        </w:rPr>
+        <w:t>10</w:t>
+      </w:r>
+      <w:r>
+        <w:rPr>
+          <w:rFonts w:ascii="Calibri" w:eastAsia="Times New Roman" w:hAnsi="Calibri" w:cs="Calibri"/>
+          <w:kern w:val="0"/>
+          <w:sz w:val="24"/>
+          <w:szCs w:val="24"/>
+          <w:lang w:eastAsia="en-GB"/>
+          <w14:ligatures w14:val="none"/>
+        </w:rPr>
+        <w:t>-slim</w:t>
       </w:r>
     </w:p>
     <w:p>
@@ -1455,8 +1574,24 @@
           <w:lang w:eastAsia="en-GB"/>
           <w14:ligatures w14:val="none"/>
         </w:rPr>
-        <w:t># Create and set work directory as coolApp</w:t>
-      </w:r>
+        <w:t xml:space="preserve"># Create and set work directory as </w:t>
+      </w:r>
+      <w:proofErr w:type="spellStart"/>
+      <w:r>
+        <w:rPr>
+          <w:rFonts w:ascii="Calibri" w:eastAsia="Times New Roman" w:hAnsi="Calibri" w:cs="Calibri"/>
+          <w:b/>
+          <w:bCs/>
+          <w:color w:val="196B24" w:themeColor="accent3"/>
+          <w:kern w:val="0"/>
+          <w:sz w:val="24"/>
+          <w:szCs w:val="24"/>
+          <w:lang w:eastAsia="en-GB"/>
+          <w14:ligatures w14:val="none"/>
+        </w:rPr>
+        <w:t>coolApp</w:t>
+      </w:r>
+      <w:proofErr w:type="spellEnd"/>
     </w:p>
     <w:p>
       <w:pPr>
@@ -1488,8 +1623,21 @@
           <w:lang w:eastAsia="en-GB"/>
           <w14:ligatures w14:val="none"/>
         </w:rPr>
-        <w:t>WORKDIR /coolApp</w:t>
-      </w:r>
+        <w:t>WORKDIR /</w:t>
+      </w:r>
+      <w:proofErr w:type="spellStart"/>
+      <w:r>
+        <w:rPr>
+          <w:rFonts w:ascii="Calibri" w:eastAsia="Times New Roman" w:hAnsi="Calibri" w:cs="Calibri"/>
+          <w:kern w:val="0"/>
+          <w:sz w:val="24"/>
+          <w:szCs w:val="24"/>
+          <w:lang w:eastAsia="en-GB"/>
+          <w14:ligatures w14:val="none"/>
+        </w:rPr>
+        <w:t>coolApp</w:t>
+      </w:r>
+      <w:proofErr w:type="spellEnd"/>
     </w:p>
     <w:p>
       <w:pPr>
@@ -1639,8 +1787,24 @@
           <w:lang w:eastAsia="en-GB"/>
           <w14:ligatures w14:val="none"/>
         </w:rPr>
-        <w:t># Copies the python file into /coolApp</w:t>
-      </w:r>
+        <w:t># Copies the python file into /</w:t>
+      </w:r>
+      <w:proofErr w:type="spellStart"/>
+      <w:r>
+        <w:rPr>
+          <w:rFonts w:ascii="Calibri" w:eastAsia="Times New Roman" w:hAnsi="Calibri" w:cs="Calibri"/>
+          <w:b/>
+          <w:bCs/>
+          <w:color w:val="196B24" w:themeColor="accent3"/>
+          <w:kern w:val="0"/>
+          <w:sz w:val="24"/>
+          <w:szCs w:val="24"/>
+          <w:lang w:eastAsia="en-GB"/>
+          <w14:ligatures w14:val="none"/>
+        </w:rPr>
+        <w:t>coolApp</w:t>
+      </w:r>
+      <w:proofErr w:type="spellEnd"/>
     </w:p>
     <w:p>
       <w:pPr>
@@ -1948,7 +2112,35 @@
           <w:lang w:eastAsia="en-GB"/>
           <w14:ligatures w14:val="none"/>
         </w:rPr>
-        <w:t xml:space="preserve">docker build -t coolapp </w:t>
+        <w:t xml:space="preserve">docker build -t </w:t>
+      </w:r>
+      <w:proofErr w:type="spellStart"/>
+      <w:r>
+        <w:rPr>
+          <w:rFonts w:ascii="Calibri" w:eastAsia="Times New Roman" w:hAnsi="Calibri" w:cs="Calibri"/>
+          <w:b/>
+          <w:bCs/>
+          <w:kern w:val="0"/>
+          <w:sz w:val="28"/>
+          <w:szCs w:val="28"/>
+          <w:lang w:eastAsia="en-GB"/>
+          <w14:ligatures w14:val="none"/>
+        </w:rPr>
+        <w:t>coolapp</w:t>
+      </w:r>
+      <w:proofErr w:type="spellEnd"/>
+      <w:r>
+        <w:rPr>
+          <w:rFonts w:ascii="Calibri" w:eastAsia="Times New Roman" w:hAnsi="Calibri" w:cs="Calibri"/>
+          <w:b/>
+          <w:bCs/>
+          <w:kern w:val="0"/>
+          <w:sz w:val="28"/>
+          <w:szCs w:val="28"/>
+          <w:lang w:eastAsia="en-GB"/>
+          <w14:ligatures w14:val="none"/>
+        </w:rPr>
+        <w:t xml:space="preserve"> </w:t>
       </w:r>
       <w:r>
         <w:rPr>
@@ -2064,8 +2256,51 @@
           <w:lang w:eastAsia="en-GB"/>
           <w14:ligatures w14:val="none"/>
         </w:rPr>
-        <w:t>docker tag coolapp &lt;username&gt;/coolapp</w:t>
-      </w:r>
+        <w:t xml:space="preserve">docker tag </w:t>
+      </w:r>
+      <w:proofErr w:type="spellStart"/>
+      <w:r>
+        <w:rPr>
+          <w:rFonts w:ascii="Calibri" w:eastAsia="Times New Roman" w:hAnsi="Calibri" w:cs="Calibri"/>
+          <w:b/>
+          <w:bCs/>
+          <w:kern w:val="0"/>
+          <w:sz w:val="28"/>
+          <w:szCs w:val="28"/>
+          <w:lang w:eastAsia="en-GB"/>
+          <w14:ligatures w14:val="none"/>
+        </w:rPr>
+        <w:t>coolapp</w:t>
+      </w:r>
+      <w:proofErr w:type="spellEnd"/>
+      <w:r>
+        <w:rPr>
+          <w:rFonts w:ascii="Calibri" w:eastAsia="Times New Roman" w:hAnsi="Calibri" w:cs="Calibri"/>
+          <w:b/>
+          <w:bCs/>
+          <w:kern w:val="0"/>
+          <w:sz w:val="28"/>
+          <w:szCs w:val="28"/>
+          <w:lang w:eastAsia="en-GB"/>
+          <w14:ligatures w14:val="none"/>
+        </w:rPr>
+        <w:t xml:space="preserve"> &lt;username&gt;/</w:t>
+      </w:r>
+      <w:proofErr w:type="spellStart"/>
+      <w:r>
+        <w:rPr>
+          <w:rFonts w:ascii="Calibri" w:eastAsia="Times New Roman" w:hAnsi="Calibri" w:cs="Calibri"/>
+          <w:b/>
+          <w:bCs/>
+          <w:kern w:val="0"/>
+          <w:sz w:val="28"/>
+          <w:szCs w:val="28"/>
+          <w:lang w:eastAsia="en-GB"/>
+          <w14:ligatures w14:val="none"/>
+        </w:rPr>
+        <w:t>coolapp</w:t>
+      </w:r>
+      <w:proofErr w:type="spellEnd"/>
     </w:p>
     <w:p>
       <w:pPr>
@@ -2149,8 +2384,23 @@
           <w:lang w:eastAsia="en-GB"/>
           <w14:ligatures w14:val="none"/>
         </w:rPr>
-        <w:t>docker push &lt;username&gt;/coolapp</w:t>
-      </w:r>
+        <w:t>docker push &lt;username&gt;/</w:t>
+      </w:r>
+      <w:proofErr w:type="spellStart"/>
+      <w:r>
+        <w:rPr>
+          <w:rFonts w:ascii="Calibri" w:eastAsia="Times New Roman" w:hAnsi="Calibri" w:cs="Calibri"/>
+          <w:b/>
+          <w:bCs/>
+          <w:kern w:val="0"/>
+          <w:sz w:val="28"/>
+          <w:szCs w:val="28"/>
+          <w:lang w:eastAsia="en-GB"/>
+          <w14:ligatures w14:val="none"/>
+        </w:rPr>
+        <w:t>coolapp</w:t>
+      </w:r>
+      <w:proofErr w:type="spellEnd"/>
     </w:p>
     <w:p>
       <w:pPr>
@@ -2244,6 +2494,7 @@
         </w:rPr>
         <w:t xml:space="preserve">:5000 --name </w:t>
       </w:r>
+      <w:proofErr w:type="spellStart"/>
       <w:r>
         <w:rPr>
           <w:rFonts w:ascii="Calibri" w:eastAsia="Times New Roman" w:hAnsi="Calibri" w:cs="Calibri"/>
@@ -2259,6 +2510,7 @@
         </w:rPr>
         <w:t>coolAppContainer</w:t>
       </w:r>
+      <w:proofErr w:type="spellEnd"/>
       <w:r>
         <w:rPr>
           <w:rFonts w:ascii="Calibri" w:eastAsia="Times New Roman" w:hAnsi="Calibri" w:cs="Calibri"/>
@@ -2270,8 +2522,23 @@
           <w:lang w:eastAsia="en-GB"/>
           <w14:ligatures w14:val="none"/>
         </w:rPr>
-        <w:t xml:space="preserve"> coolapp</w:t>
-      </w:r>
+        <w:t xml:space="preserve"> </w:t>
+      </w:r>
+      <w:proofErr w:type="spellStart"/>
+      <w:r>
+        <w:rPr>
+          <w:rFonts w:ascii="Calibri" w:eastAsia="Times New Roman" w:hAnsi="Calibri" w:cs="Calibri"/>
+          <w:b/>
+          <w:bCs/>
+          <w:kern w:val="0"/>
+          <w:sz w:val="28"/>
+          <w:szCs w:val="28"/>
+          <w:lang w:eastAsia="en-GB"/>
+          <w14:ligatures w14:val="none"/>
+        </w:rPr>
+        <w:t>coolapp</w:t>
+      </w:r>
+      <w:proofErr w:type="spellEnd"/>
       <w:r>
         <w:rPr>
           <w:rFonts w:ascii="Calibri" w:eastAsia="Times New Roman" w:hAnsi="Calibri" w:cs="Calibri"/>
@@ -2619,7 +2886,27 @@
           <w:lang w:eastAsia="en-GB"/>
           <w14:ligatures w14:val="none"/>
         </w:rPr>
-        <w:t xml:space="preserve">Stop the coolApp docker using the </w:t>
+        <w:t xml:space="preserve">Stop the </w:t>
+      </w:r>
+      <w:proofErr w:type="spellStart"/>
+      <w:r>
+        <w:rPr>
+          <w:rFonts w:ascii="Calibri" w:eastAsia="Times New Roman" w:hAnsi="Calibri" w:cs="Calibri"/>
+          <w:kern w:val="0"/>
+          <w:lang w:eastAsia="en-GB"/>
+          <w14:ligatures w14:val="none"/>
+        </w:rPr>
+        <w:t>coolApp</w:t>
+      </w:r>
+      <w:proofErr w:type="spellEnd"/>
+      <w:r>
+        <w:rPr>
+          <w:rFonts w:ascii="Calibri" w:eastAsia="Times New Roman" w:hAnsi="Calibri" w:cs="Calibri"/>
+          <w:kern w:val="0"/>
+          <w:lang w:eastAsia="en-GB"/>
+          <w14:ligatures w14:val="none"/>
+        </w:rPr>
+        <w:t xml:space="preserve"> docker using the </w:t>
       </w:r>
       <w:r>
         <w:rPr>
@@ -2680,7 +2967,35 @@
           <w:lang w:eastAsia="en-GB"/>
           <w14:ligatures w14:val="none"/>
         </w:rPr>
-        <w:t>docker build -t coolapp  .</w:t>
+        <w:t xml:space="preserve">docker build -t </w:t>
+      </w:r>
+      <w:proofErr w:type="spellStart"/>
+      <w:r>
+        <w:rPr>
+          <w:rFonts w:ascii="Calibri" w:eastAsia="Times New Roman" w:hAnsi="Calibri" w:cs="Calibri"/>
+          <w:b/>
+          <w:bCs/>
+          <w:kern w:val="0"/>
+          <w:sz w:val="28"/>
+          <w:szCs w:val="28"/>
+          <w:lang w:eastAsia="en-GB"/>
+          <w14:ligatures w14:val="none"/>
+        </w:rPr>
+        <w:t>coolapp</w:t>
+      </w:r>
+      <w:proofErr w:type="spellEnd"/>
+      <w:r>
+        <w:rPr>
+          <w:rFonts w:ascii="Calibri" w:eastAsia="Times New Roman" w:hAnsi="Calibri" w:cs="Calibri"/>
+          <w:b/>
+          <w:bCs/>
+          <w:kern w:val="0"/>
+          <w:sz w:val="28"/>
+          <w:szCs w:val="28"/>
+          <w:lang w:eastAsia="en-GB"/>
+          <w14:ligatures w14:val="none"/>
+        </w:rPr>
+        <w:t xml:space="preserve">  .</w:t>
       </w:r>
     </w:p>
     <w:p>
@@ -2744,8 +3059,23 @@
           <w:lang w:eastAsia="en-GB"/>
           <w14:ligatures w14:val="none"/>
         </w:rPr>
-        <w:t>:5000 coolapp</w:t>
-      </w:r>
+        <w:t xml:space="preserve">:5000 </w:t>
+      </w:r>
+      <w:proofErr w:type="spellStart"/>
+      <w:r>
+        <w:rPr>
+          <w:rFonts w:ascii="Calibri" w:eastAsia="Times New Roman" w:hAnsi="Calibri" w:cs="Calibri"/>
+          <w:b/>
+          <w:bCs/>
+          <w:kern w:val="0"/>
+          <w:sz w:val="28"/>
+          <w:szCs w:val="28"/>
+          <w:lang w:eastAsia="en-GB"/>
+          <w14:ligatures w14:val="none"/>
+        </w:rPr>
+        <w:t>coolapp</w:t>
+      </w:r>
+      <w:proofErr w:type="spellEnd"/>
     </w:p>
     <w:p>
       <w:pPr>
@@ -2922,6 +3252,7 @@
       <w:r>
         <w:t xml:space="preserve">Node server which uses a local MySQL database for storing the tables in a database called </w:t>
       </w:r>
+      <w:proofErr w:type="spellStart"/>
       <w:r>
         <w:rPr>
           <w:b/>
@@ -2929,6 +3260,7 @@
         </w:rPr>
         <w:t>qa</w:t>
       </w:r>
+      <w:proofErr w:type="spellEnd"/>
       <w:r>
         <w:t>. You will install the required MySQL server from Docker Hub.</w:t>
       </w:r>
@@ -3026,6 +3358,7 @@
       <w:pPr>
         <w:pStyle w:val="ListParagraph"/>
       </w:pPr>
+      <w:proofErr w:type="spellStart"/>
       <w:r>
         <w:rPr>
           <w:b/>
@@ -3035,13 +3368,23 @@
         </w:rPr>
         <w:t>mkdir</w:t>
       </w:r>
-      <w:r>
-        <w:rPr>
-          <w:sz w:val="24"/>
-          <w:szCs w:val="24"/>
-        </w:rPr>
-        <w:t xml:space="preserve"> myApp</w:t>
-      </w:r>
+      <w:proofErr w:type="spellEnd"/>
+      <w:r>
+        <w:rPr>
+          <w:sz w:val="24"/>
+          <w:szCs w:val="24"/>
+        </w:rPr>
+        <w:t xml:space="preserve"> </w:t>
+      </w:r>
+      <w:proofErr w:type="spellStart"/>
+      <w:r>
+        <w:rPr>
+          <w:sz w:val="24"/>
+          <w:szCs w:val="24"/>
+        </w:rPr>
+        <w:t>myApp</w:t>
+      </w:r>
+      <w:proofErr w:type="spellEnd"/>
     </w:p>
     <w:p>
       <w:pPr>
@@ -3057,8 +3400,13 @@
         <w:t>cd</w:t>
       </w:r>
       <w:r>
-        <w:t xml:space="preserve">  myApp</w:t>
-      </w:r>
+        <w:t xml:space="preserve">  </w:t>
+      </w:r>
+      <w:proofErr w:type="spellStart"/>
+      <w:r>
+        <w:t>myApp</w:t>
+      </w:r>
+      <w:proofErr w:type="spellEnd"/>
       <w:r>
         <w:br/>
       </w:r>
@@ -3071,12 +3419,21 @@
           <w:numId w:val="1"/>
         </w:numPr>
       </w:pPr>
-      <w:r>
-        <w:rPr>
-          <w:sz w:val="24"/>
-          <w:szCs w:val="24"/>
-        </w:rPr>
-        <w:t>Intitialise a new Node app</w:t>
+      <w:proofErr w:type="spellStart"/>
+      <w:r>
+        <w:rPr>
+          <w:sz w:val="24"/>
+          <w:szCs w:val="24"/>
+        </w:rPr>
+        <w:t>Intitialise</w:t>
+      </w:r>
+      <w:proofErr w:type="spellEnd"/>
+      <w:r>
+        <w:rPr>
+          <w:sz w:val="24"/>
+          <w:szCs w:val="24"/>
+        </w:rPr>
+        <w:t xml:space="preserve"> a new Node app</w:t>
       </w:r>
       <w:r>
         <w:rPr>
@@ -3091,6 +3448,7 @@
         </w:rPr>
         <w:t xml:space="preserve">creates the </w:t>
       </w:r>
+      <w:proofErr w:type="spellStart"/>
       <w:r>
         <w:rPr>
           <w:rStyle w:val="hgkelc"/>
@@ -3099,6 +3457,7 @@
         </w:rPr>
         <w:t>package.json</w:t>
       </w:r>
+      <w:proofErr w:type="spellEnd"/>
       <w:r>
         <w:rPr>
           <w:rStyle w:val="hgkelc"/>
@@ -3112,15 +3471,17 @@
         </w:rPr>
         <w:br/>
       </w:r>
-      <w:r>
-        <w:rPr>
-          <w:b/>
-          <w:bCs/>
-          <w:sz w:val="24"/>
-          <w:szCs w:val="24"/>
-        </w:rPr>
-        <w:t>npm init</w:t>
-      </w:r>
+      <w:proofErr w:type="spellStart"/>
+      <w:r>
+        <w:rPr>
+          <w:b/>
+          <w:bCs/>
+          <w:sz w:val="24"/>
+          <w:szCs w:val="24"/>
+        </w:rPr>
+        <w:t>npm</w:t>
+      </w:r>
+      <w:proofErr w:type="spellEnd"/>
       <w:r>
         <w:rPr>
           <w:b/>
@@ -3130,13 +3491,42 @@
         </w:rPr>
         <w:t xml:space="preserve"> </w:t>
       </w:r>
-      <w:r>
-        <w:rPr>
-          <w:sz w:val="24"/>
-          <w:szCs w:val="24"/>
-        </w:rPr>
-        <w:t xml:space="preserve"> and then answer yes to all the questions by pressing enter. You will replace the generated lines later with a supplied package.json</w:t>
-      </w:r>
+      <w:proofErr w:type="spellStart"/>
+      <w:r>
+        <w:rPr>
+          <w:b/>
+          <w:bCs/>
+          <w:sz w:val="24"/>
+          <w:szCs w:val="24"/>
+        </w:rPr>
+        <w:t>init</w:t>
+      </w:r>
+      <w:proofErr w:type="spellEnd"/>
+      <w:r>
+        <w:rPr>
+          <w:b/>
+          <w:bCs/>
+          <w:sz w:val="24"/>
+          <w:szCs w:val="24"/>
+        </w:rPr>
+        <w:t xml:space="preserve"> </w:t>
+      </w:r>
+      <w:r>
+        <w:rPr>
+          <w:sz w:val="24"/>
+          <w:szCs w:val="24"/>
+        </w:rPr>
+        <w:t xml:space="preserve"> and then answer yes to all the questions by pressing enter. You will replace the generated lines later with a supplied </w:t>
+      </w:r>
+      <w:proofErr w:type="spellStart"/>
+      <w:r>
+        <w:rPr>
+          <w:sz w:val="24"/>
+          <w:szCs w:val="24"/>
+        </w:rPr>
+        <w:t>package.json</w:t>
+      </w:r>
+      <w:proofErr w:type="spellEnd"/>
       <w:r>
         <w:rPr>
           <w:b/>
@@ -3323,6 +3713,7 @@
             <w:r>
               <w:t xml:space="preserve"> and offers better performance than </w:t>
             </w:r>
+            <w:proofErr w:type="spellStart"/>
             <w:r>
               <w:rPr>
                 <w:b/>
@@ -3330,6 +3721,7 @@
               </w:rPr>
               <w:t>mysql</w:t>
             </w:r>
+            <w:proofErr w:type="spellEnd"/>
             <w:r>
               <w:t xml:space="preserve"> module</w:t>
             </w:r>
@@ -3407,6 +3799,7 @@
                 <w:bCs/>
               </w:rPr>
             </w:pPr>
+            <w:proofErr w:type="spellStart"/>
             <w:r>
               <w:rPr>
                 <w:b/>
@@ -3421,6 +3814,7 @@
               </w:rPr>
               <w:t>ors</w:t>
             </w:r>
+            <w:proofErr w:type="spellEnd"/>
           </w:p>
         </w:tc>
         <w:tc>
@@ -3464,6 +3858,7 @@
       <w:r>
         <w:br/>
       </w:r>
+      <w:proofErr w:type="spellStart"/>
       <w:r>
         <w:rPr>
           <w:b/>
@@ -3472,37 +3867,57 @@
           <w:sz w:val="28"/>
           <w:szCs w:val="28"/>
         </w:rPr>
-        <w:t>npm install</w:t>
-      </w:r>
-      <w:r>
-        <w:rPr>
+        <w:t>npm</w:t>
+      </w:r>
+      <w:proofErr w:type="spellEnd"/>
+      <w:r>
+        <w:rPr>
+          <w:b/>
+          <w:bCs/>
           <w:color w:val="0070C0"/>
-          <w:sz w:val="24"/>
-          <w:szCs w:val="24"/>
-        </w:rPr>
-        <w:t xml:space="preserve"> </w:t>
-      </w:r>
-      <w:r>
-        <w:rPr>
           <w:sz w:val="28"/>
           <w:szCs w:val="28"/>
         </w:rPr>
-        <w:t>express   mysql2   body-parser</w:t>
+        <w:t xml:space="preserve"> install</w:t>
+      </w:r>
+      <w:r>
+        <w:rPr>
+          <w:color w:val="0070C0"/>
+          <w:sz w:val="24"/>
+          <w:szCs w:val="24"/>
+        </w:rPr>
+        <w:t xml:space="preserve"> </w:t>
       </w:r>
       <w:r>
         <w:rPr>
           <w:sz w:val="28"/>
           <w:szCs w:val="28"/>
         </w:rPr>
-        <w:t xml:space="preserve"> </w:t>
+        <w:t>express   mysql2   body-parser</w:t>
       </w:r>
       <w:r>
         <w:rPr>
           <w:sz w:val="28"/>
           <w:szCs w:val="28"/>
         </w:rPr>
-        <w:t xml:space="preserve"> cors</w:t>
-      </w:r>
+        <w:t xml:space="preserve"> </w:t>
+      </w:r>
+      <w:r>
+        <w:rPr>
+          <w:sz w:val="28"/>
+          <w:szCs w:val="28"/>
+        </w:rPr>
+        <w:t xml:space="preserve"> </w:t>
+      </w:r>
+      <w:proofErr w:type="spellStart"/>
+      <w:r>
+        <w:rPr>
+          <w:sz w:val="28"/>
+          <w:szCs w:val="28"/>
+        </w:rPr>
+        <w:t>cors</w:t>
+      </w:r>
+      <w:proofErr w:type="spellEnd"/>
       <w:r>
         <w:br/>
       </w:r>
@@ -3620,8 +4035,9 @@
           <w:sz w:val="28"/>
           <w:szCs w:val="28"/>
         </w:rPr>
-        <w:t xml:space="preserve">--name mysql -e MYSQL_ROOT_PASSWORD=password123 </w:t>
-      </w:r>
+        <w:t xml:space="preserve">--name </w:t>
+      </w:r>
+      <w:proofErr w:type="spellStart"/>
       <w:r>
         <w:rPr>
           <w:rFonts w:ascii="Calibri" w:hAnsi="Calibri" w:cs="Calibri"/>
@@ -3630,8 +4046,9 @@
           <w:sz w:val="28"/>
           <w:szCs w:val="28"/>
         </w:rPr>
-        <w:t xml:space="preserve">   </w:t>
-      </w:r>
+        <w:t>mysql</w:t>
+      </w:r>
+      <w:proofErr w:type="spellEnd"/>
       <w:r>
         <w:rPr>
           <w:rFonts w:ascii="Calibri" w:hAnsi="Calibri" w:cs="Calibri"/>
@@ -3640,7 +4057,7 @@
           <w:sz w:val="28"/>
           <w:szCs w:val="28"/>
         </w:rPr>
-        <w:t>-p 3306:3306 -d mysql:lates</w:t>
+        <w:t xml:space="preserve"> -e MYSQL_ROOT_PASSWORD=password123 </w:t>
       </w:r>
       <w:r>
         <w:rPr>
@@ -3650,8 +4067,40 @@
           <w:sz w:val="28"/>
           <w:szCs w:val="28"/>
         </w:rPr>
+        <w:t xml:space="preserve">   </w:t>
+      </w:r>
+      <w:r>
+        <w:rPr>
+          <w:rFonts w:ascii="Calibri" w:hAnsi="Calibri" w:cs="Calibri"/>
+          <w:b/>
+          <w:bCs/>
+          <w:sz w:val="28"/>
+          <w:szCs w:val="28"/>
+        </w:rPr>
+        <w:t xml:space="preserve">-p 3306:3306 -d </w:t>
+      </w:r>
+      <w:proofErr w:type="spellStart"/>
+      <w:r>
+        <w:rPr>
+          <w:rFonts w:ascii="Calibri" w:hAnsi="Calibri" w:cs="Calibri"/>
+          <w:b/>
+          <w:bCs/>
+          <w:sz w:val="28"/>
+          <w:szCs w:val="28"/>
+        </w:rPr>
+        <w:t>mysql:lates</w:t>
+      </w:r>
+      <w:r>
+        <w:rPr>
+          <w:rFonts w:ascii="Calibri" w:hAnsi="Calibri" w:cs="Calibri"/>
+          <w:b/>
+          <w:bCs/>
+          <w:sz w:val="28"/>
+          <w:szCs w:val="28"/>
+        </w:rPr>
         <w:t>t</w:t>
       </w:r>
+      <w:proofErr w:type="spellEnd"/>
       <w:r>
         <w:rPr>
           <w:rFonts w:ascii="Calibri" w:hAnsi="Calibri" w:cs="Calibri"/>
@@ -3757,21 +4206,23 @@
           <w:sz w:val="28"/>
           <w:szCs w:val="28"/>
         </w:rPr>
-        <w:t xml:space="preserve">-it mysql </w:t>
-      </w:r>
+        <w:t xml:space="preserve">-it </w:t>
+      </w:r>
+      <w:proofErr w:type="spellStart"/>
       <w:r>
         <w:rPr>
           <w:sz w:val="28"/>
           <w:szCs w:val="28"/>
         </w:rPr>
-        <w:t xml:space="preserve"> </w:t>
-      </w:r>
+        <w:t>mysql</w:t>
+      </w:r>
+      <w:proofErr w:type="spellEnd"/>
       <w:r>
         <w:rPr>
           <w:sz w:val="28"/>
           <w:szCs w:val="28"/>
         </w:rPr>
-        <w:t>mysql</w:t>
+        <w:t xml:space="preserve"> </w:t>
       </w:r>
       <w:r>
         <w:rPr>
@@ -3780,13 +4231,38 @@
         </w:rPr>
         <w:t xml:space="preserve"> </w:t>
       </w:r>
+      <w:proofErr w:type="spellStart"/>
       <w:r>
         <w:rPr>
           <w:sz w:val="28"/>
           <w:szCs w:val="28"/>
         </w:rPr>
-        <w:t xml:space="preserve"> -uroot</w:t>
-      </w:r>
+        <w:t>mysql</w:t>
+      </w:r>
+      <w:proofErr w:type="spellEnd"/>
+      <w:r>
+        <w:rPr>
+          <w:sz w:val="28"/>
+          <w:szCs w:val="28"/>
+        </w:rPr>
+        <w:t xml:space="preserve"> </w:t>
+      </w:r>
+      <w:r>
+        <w:rPr>
+          <w:sz w:val="28"/>
+          <w:szCs w:val="28"/>
+        </w:rPr>
+        <w:t xml:space="preserve"> -</w:t>
+      </w:r>
+      <w:proofErr w:type="spellStart"/>
+      <w:r>
+        <w:rPr>
+          <w:sz w:val="28"/>
+          <w:szCs w:val="28"/>
+        </w:rPr>
+        <w:t>uroot</w:t>
+      </w:r>
+      <w:proofErr w:type="spellEnd"/>
       <w:r>
         <w:rPr>
           <w:sz w:val="28"/>
@@ -3900,7 +4376,29 @@
           <w:sz w:val="24"/>
           <w:szCs w:val="24"/>
         </w:rPr>
-        <w:t>CREATE DATABASE qa;</w:t>
+        <w:t xml:space="preserve">CREATE DATABASE </w:t>
+      </w:r>
+      <w:proofErr w:type="spellStart"/>
+      <w:r>
+        <w:rPr>
+          <w:rFonts w:ascii="Calibri" w:hAnsi="Calibri" w:cs="Calibri"/>
+          <w:b/>
+          <w:bCs/>
+          <w:sz w:val="24"/>
+          <w:szCs w:val="24"/>
+        </w:rPr>
+        <w:t>qa</w:t>
+      </w:r>
+      <w:proofErr w:type="spellEnd"/>
+      <w:r>
+        <w:rPr>
+          <w:rFonts w:ascii="Calibri" w:hAnsi="Calibri" w:cs="Calibri"/>
+          <w:b/>
+          <w:bCs/>
+          <w:sz w:val="24"/>
+          <w:szCs w:val="24"/>
+        </w:rPr>
+        <w:t>;</w:t>
       </w:r>
       <w:r>
         <w:rPr>
@@ -3946,7 +4444,29 @@
           <w:sz w:val="24"/>
           <w:szCs w:val="24"/>
         </w:rPr>
-        <w:t xml:space="preserve"> qa;</w:t>
+        <w:t xml:space="preserve"> </w:t>
+      </w:r>
+      <w:proofErr w:type="spellStart"/>
+      <w:r>
+        <w:rPr>
+          <w:rFonts w:ascii="Calibri" w:hAnsi="Calibri" w:cs="Calibri"/>
+          <w:b/>
+          <w:bCs/>
+          <w:sz w:val="24"/>
+          <w:szCs w:val="24"/>
+        </w:rPr>
+        <w:t>qa</w:t>
+      </w:r>
+      <w:proofErr w:type="spellEnd"/>
+      <w:r>
+        <w:rPr>
+          <w:rFonts w:ascii="Calibri" w:hAnsi="Calibri" w:cs="Calibri"/>
+          <w:b/>
+          <w:bCs/>
+          <w:sz w:val="24"/>
+          <w:szCs w:val="24"/>
+        </w:rPr>
+        <w:t>;</w:t>
       </w:r>
       <w:r>
         <w:rPr>
@@ -4023,7 +4543,47 @@
           <w:szCs w:val="14"/>
           <w:bdr w:val="single" w:sz="4" w:space="0" w:color="auto"/>
         </w:rPr>
-        <w:t>CREATE TABLE users (id INT AUTO_INCREMENT PRIMARY KEY,username VARCHAR(50) NOT NULL,email VARCHAR(100) NOT NULL);</w:t>
+        <w:t xml:space="preserve">CREATE TABLE users (id INT AUTO_INCREMENT PRIMARY </w:t>
+      </w:r>
+      <w:proofErr w:type="spellStart"/>
+      <w:r>
+        <w:rPr>
+          <w:rFonts w:ascii="Calibri" w:hAnsi="Calibri" w:cs="Calibri"/>
+          <w:sz w:val="14"/>
+          <w:szCs w:val="14"/>
+          <w:bdr w:val="single" w:sz="4" w:space="0" w:color="auto"/>
+        </w:rPr>
+        <w:t>KEY,username</w:t>
+      </w:r>
+      <w:proofErr w:type="spellEnd"/>
+      <w:r>
+        <w:rPr>
+          <w:rFonts w:ascii="Calibri" w:hAnsi="Calibri" w:cs="Calibri"/>
+          <w:sz w:val="14"/>
+          <w:szCs w:val="14"/>
+          <w:bdr w:val="single" w:sz="4" w:space="0" w:color="auto"/>
+        </w:rPr>
+        <w:t xml:space="preserve"> VARCHAR(50) NOT </w:t>
+      </w:r>
+      <w:proofErr w:type="spellStart"/>
+      <w:r>
+        <w:rPr>
+          <w:rFonts w:ascii="Calibri" w:hAnsi="Calibri" w:cs="Calibri"/>
+          <w:sz w:val="14"/>
+          <w:szCs w:val="14"/>
+          <w:bdr w:val="single" w:sz="4" w:space="0" w:color="auto"/>
+        </w:rPr>
+        <w:t>NULL,email</w:t>
+      </w:r>
+      <w:proofErr w:type="spellEnd"/>
+      <w:r>
+        <w:rPr>
+          <w:rFonts w:ascii="Calibri" w:hAnsi="Calibri" w:cs="Calibri"/>
+          <w:sz w:val="14"/>
+          <w:szCs w:val="14"/>
+          <w:bdr w:val="single" w:sz="4" w:space="0" w:color="auto"/>
+        </w:rPr>
+        <w:t xml:space="preserve"> VARCHAR(100) NOT NULL);</w:t>
       </w:r>
       <w:r>
         <w:rPr>
@@ -4728,8 +5288,64 @@
           <w:sz w:val="24"/>
           <w:szCs w:val="24"/>
         </w:rPr>
-        <w:t>docker inspect mysql | findstr IPAddress</w:t>
-      </w:r>
+        <w:t xml:space="preserve">docker inspect </w:t>
+      </w:r>
+      <w:proofErr w:type="spellStart"/>
+      <w:r>
+        <w:rPr>
+          <w:rFonts w:ascii="Courier New" w:hAnsi="Courier New" w:cs="Courier New"/>
+          <w:b/>
+          <w:bCs/>
+          <w:sz w:val="24"/>
+          <w:szCs w:val="24"/>
+        </w:rPr>
+        <w:t>mysql</w:t>
+      </w:r>
+      <w:proofErr w:type="spellEnd"/>
+      <w:r>
+        <w:rPr>
+          <w:rFonts w:ascii="Courier New" w:hAnsi="Courier New" w:cs="Courier New"/>
+          <w:b/>
+          <w:bCs/>
+          <w:sz w:val="24"/>
+          <w:szCs w:val="24"/>
+        </w:rPr>
+        <w:t xml:space="preserve"> | </w:t>
+      </w:r>
+      <w:proofErr w:type="spellStart"/>
+      <w:r>
+        <w:rPr>
+          <w:rFonts w:ascii="Courier New" w:hAnsi="Courier New" w:cs="Courier New"/>
+          <w:b/>
+          <w:bCs/>
+          <w:sz w:val="24"/>
+          <w:szCs w:val="24"/>
+        </w:rPr>
+        <w:t>findstr</w:t>
+      </w:r>
+      <w:proofErr w:type="spellEnd"/>
+      <w:r>
+        <w:rPr>
+          <w:rFonts w:ascii="Courier New" w:hAnsi="Courier New" w:cs="Courier New"/>
+          <w:b/>
+          <w:bCs/>
+          <w:sz w:val="24"/>
+          <w:szCs w:val="24"/>
+        </w:rPr>
+        <w:t xml:space="preserve"> </w:t>
+      </w:r>
+      <w:proofErr w:type="spellStart"/>
+      <w:r>
+        <w:rPr>
+          <w:rFonts w:ascii="Courier New" w:hAnsi="Courier New" w:cs="Courier New"/>
+          <w:b/>
+          <w:bCs/>
+          <w:sz w:val="24"/>
+          <w:szCs w:val="24"/>
+        </w:rPr>
+        <w:t>IPAddress</w:t>
+      </w:r>
+      <w:proofErr w:type="spellEnd"/>
     </w:p>
     <w:p>
       <w:pPr>
@@ -4781,8 +5397,42 @@
           <w:sz w:val="24"/>
           <w:szCs w:val="24"/>
         </w:rPr>
-        <w:t>docker inspect mysql | grep IPAddress</w:t>
-      </w:r>
+        <w:t xml:space="preserve">docker inspect </w:t>
+      </w:r>
+      <w:proofErr w:type="spellStart"/>
+      <w:r>
+        <w:rPr>
+          <w:rFonts w:ascii="Courier New" w:hAnsi="Courier New" w:cs="Courier New"/>
+          <w:b/>
+          <w:bCs/>
+          <w:sz w:val="24"/>
+          <w:szCs w:val="24"/>
+        </w:rPr>
+        <w:t>mysql</w:t>
+      </w:r>
+      <w:proofErr w:type="spellEnd"/>
+      <w:r>
+        <w:rPr>
+          <w:rFonts w:ascii="Courier New" w:hAnsi="Courier New" w:cs="Courier New"/>
+          <w:b/>
+          <w:bCs/>
+          <w:sz w:val="24"/>
+          <w:szCs w:val="24"/>
+        </w:rPr>
+        <w:t xml:space="preserve"> | grep </w:t>
+      </w:r>
+      <w:proofErr w:type="spellStart"/>
+      <w:r>
+        <w:rPr>
+          <w:rFonts w:ascii="Courier New" w:hAnsi="Courier New" w:cs="Courier New"/>
+          <w:b/>
+          <w:bCs/>
+          <w:sz w:val="24"/>
+          <w:szCs w:val="24"/>
+        </w:rPr>
+        <w:t>IPAddress</w:t>
+      </w:r>
+      <w:proofErr w:type="spellEnd"/>
       <w:r>
         <w:t xml:space="preserve">    </w:t>
       </w:r>
@@ -5115,6 +5765,7 @@
           <w:kern w:val="0"/>
         </w:rPr>
       </w:pPr>
+      <w:proofErr w:type="spellStart"/>
       <w:r>
         <w:rPr>
           <w:rFonts w:ascii="Consolas" w:hAnsi="Consolas" w:cs="Consolas"/>
@@ -5125,6 +5776,7 @@
         </w:rPr>
         <w:t>const</w:t>
       </w:r>
+      <w:proofErr w:type="spellEnd"/>
       <w:r>
         <w:rPr>
           <w:rFonts w:ascii="Consolas" w:hAnsi="Consolas" w:cs="Consolas"/>
@@ -5143,8 +5795,20 @@
           <w:color w:val="A31515"/>
           <w:kern w:val="0"/>
         </w:rPr>
-        <w:t>'express'</w:t>
-      </w:r>
+        <w:t>'</w:t>
+      </w:r>
+      <w:proofErr w:type="spellStart"/>
+      <w:r>
+        <w:rPr>
+          <w:rFonts w:ascii="Consolas" w:hAnsi="Consolas" w:cs="Consolas"/>
+          <w:b/>
+          <w:bCs/>
+          <w:color w:val="A31515"/>
+          <w:kern w:val="0"/>
+        </w:rPr>
+        <w:t>express'</w:t>
+      </w:r>
+      <w:proofErr w:type="spellEnd"/>
       <w:r>
         <w:rPr>
           <w:rFonts w:ascii="Consolas" w:hAnsi="Consolas" w:cs="Consolas"/>
@@ -5178,6 +5842,7 @@
           <w:kern w:val="0"/>
         </w:rPr>
       </w:pPr>
+      <w:proofErr w:type="spellStart"/>
       <w:r>
         <w:rPr>
           <w:rFonts w:ascii="Consolas" w:hAnsi="Consolas" w:cs="Consolas"/>
@@ -5188,15 +5853,38 @@
         </w:rPr>
         <w:t>const</w:t>
       </w:r>
-      <w:r>
-        <w:rPr>
-          <w:rFonts w:ascii="Consolas" w:hAnsi="Consolas" w:cs="Consolas"/>
-          <w:b/>
-          <w:bCs/>
-          <w:color w:val="000000"/>
-          <w:kern w:val="0"/>
-        </w:rPr>
-        <w:t xml:space="preserve"> bodyParser = require(</w:t>
+      <w:proofErr w:type="spellEnd"/>
+      <w:r>
+        <w:rPr>
+          <w:rFonts w:ascii="Consolas" w:hAnsi="Consolas" w:cs="Consolas"/>
+          <w:b/>
+          <w:bCs/>
+          <w:color w:val="000000"/>
+          <w:kern w:val="0"/>
+        </w:rPr>
+        <w:t xml:space="preserve"> </w:t>
+      </w:r>
+      <w:proofErr w:type="spellStart"/>
+      <w:r>
+        <w:rPr>
+          <w:rFonts w:ascii="Consolas" w:hAnsi="Consolas" w:cs="Consolas"/>
+          <w:b/>
+          <w:bCs/>
+          <w:color w:val="000000"/>
+          <w:kern w:val="0"/>
+        </w:rPr>
+        <w:t>bodyParser</w:t>
+      </w:r>
+      <w:proofErr w:type="spellEnd"/>
+      <w:r>
+        <w:rPr>
+          <w:rFonts w:ascii="Consolas" w:hAnsi="Consolas" w:cs="Consolas"/>
+          <w:b/>
+          <w:bCs/>
+          <w:color w:val="000000"/>
+          <w:kern w:val="0"/>
+        </w:rPr>
+        <w:t xml:space="preserve"> = require(</w:t>
       </w:r>
       <w:r>
         <w:rPr>
@@ -5241,6 +5929,7 @@
           <w:kern w:val="0"/>
         </w:rPr>
       </w:pPr>
+      <w:proofErr w:type="spellStart"/>
       <w:r>
         <w:rPr>
           <w:rFonts w:ascii="Consolas" w:hAnsi="Consolas" w:cs="Consolas"/>
@@ -5251,15 +5940,38 @@
         </w:rPr>
         <w:t>const</w:t>
       </w:r>
-      <w:r>
-        <w:rPr>
-          <w:rFonts w:ascii="Consolas" w:hAnsi="Consolas" w:cs="Consolas"/>
-          <w:b/>
-          <w:bCs/>
-          <w:color w:val="000000"/>
-          <w:kern w:val="0"/>
-        </w:rPr>
-        <w:t xml:space="preserve"> mysql = require(</w:t>
+      <w:proofErr w:type="spellEnd"/>
+      <w:r>
+        <w:rPr>
+          <w:rFonts w:ascii="Consolas" w:hAnsi="Consolas" w:cs="Consolas"/>
+          <w:b/>
+          <w:bCs/>
+          <w:color w:val="000000"/>
+          <w:kern w:val="0"/>
+        </w:rPr>
+        <w:t xml:space="preserve"> </w:t>
+      </w:r>
+      <w:proofErr w:type="spellStart"/>
+      <w:r>
+        <w:rPr>
+          <w:rFonts w:ascii="Consolas" w:hAnsi="Consolas" w:cs="Consolas"/>
+          <w:b/>
+          <w:bCs/>
+          <w:color w:val="000000"/>
+          <w:kern w:val="0"/>
+        </w:rPr>
+        <w:t>mysql</w:t>
+      </w:r>
+      <w:proofErr w:type="spellEnd"/>
+      <w:r>
+        <w:rPr>
+          <w:rFonts w:ascii="Consolas" w:hAnsi="Consolas" w:cs="Consolas"/>
+          <w:b/>
+          <w:bCs/>
+          <w:color w:val="000000"/>
+          <w:kern w:val="0"/>
+        </w:rPr>
+        <w:t xml:space="preserve"> = require(</w:t>
       </w:r>
       <w:r>
         <w:rPr>
@@ -5304,6 +6016,7 @@
           <w:kern w:val="0"/>
         </w:rPr>
       </w:pPr>
+      <w:proofErr w:type="spellStart"/>
       <w:r>
         <w:rPr>
           <w:rFonts w:ascii="Consolas" w:hAnsi="Consolas" w:cs="Consolas"/>
@@ -5314,15 +6027,38 @@
         </w:rPr>
         <w:t>const</w:t>
       </w:r>
-      <w:r>
-        <w:rPr>
-          <w:rFonts w:ascii="Consolas" w:hAnsi="Consolas" w:cs="Consolas"/>
-          <w:b/>
-          <w:bCs/>
-          <w:color w:val="000000"/>
-          <w:kern w:val="0"/>
-        </w:rPr>
-        <w:t xml:space="preserve"> cors = require(</w:t>
+      <w:proofErr w:type="spellEnd"/>
+      <w:r>
+        <w:rPr>
+          <w:rFonts w:ascii="Consolas" w:hAnsi="Consolas" w:cs="Consolas"/>
+          <w:b/>
+          <w:bCs/>
+          <w:color w:val="000000"/>
+          <w:kern w:val="0"/>
+        </w:rPr>
+        <w:t xml:space="preserve"> </w:t>
+      </w:r>
+      <w:proofErr w:type="spellStart"/>
+      <w:r>
+        <w:rPr>
+          <w:rFonts w:ascii="Consolas" w:hAnsi="Consolas" w:cs="Consolas"/>
+          <w:b/>
+          <w:bCs/>
+          <w:color w:val="000000"/>
+          <w:kern w:val="0"/>
+        </w:rPr>
+        <w:t>cors</w:t>
+      </w:r>
+      <w:proofErr w:type="spellEnd"/>
+      <w:r>
+        <w:rPr>
+          <w:rFonts w:ascii="Consolas" w:hAnsi="Consolas" w:cs="Consolas"/>
+          <w:b/>
+          <w:bCs/>
+          <w:color w:val="000000"/>
+          <w:kern w:val="0"/>
+        </w:rPr>
+        <w:t xml:space="preserve"> = require(</w:t>
       </w:r>
       <w:r>
         <w:rPr>
@@ -5332,7 +6068,29 @@
           <w:color w:val="A31515"/>
           <w:kern w:val="0"/>
         </w:rPr>
-        <w:t>"cors"</w:t>
+        <w:t>"</w:t>
+      </w:r>
+      <w:proofErr w:type="spellStart"/>
+      <w:r>
+        <w:rPr>
+          <w:rFonts w:ascii="Consolas" w:hAnsi="Consolas" w:cs="Consolas"/>
+          <w:b/>
+          <w:bCs/>
+          <w:color w:val="A31515"/>
+          <w:kern w:val="0"/>
+        </w:rPr>
+        <w:t>cors</w:t>
+      </w:r>
+      <w:proofErr w:type="spellEnd"/>
+      <w:r>
+        <w:rPr>
+          <w:rFonts w:ascii="Consolas" w:hAnsi="Consolas" w:cs="Consolas"/>
+          <w:b/>
+          <w:bCs/>
+          <w:color w:val="A31515"/>
+          <w:kern w:val="0"/>
+        </w:rPr>
+        <w:t>"</w:t>
       </w:r>
       <w:r>
         <w:rPr>
@@ -5367,6 +6125,7 @@
           <w:kern w:val="0"/>
         </w:rPr>
       </w:pPr>
+      <w:proofErr w:type="spellStart"/>
       <w:r>
         <w:rPr>
           <w:rFonts w:ascii="Consolas" w:hAnsi="Consolas" w:cs="Consolas"/>
@@ -5377,6 +6136,7 @@
         </w:rPr>
         <w:t>const</w:t>
       </w:r>
+      <w:proofErr w:type="spellEnd"/>
       <w:r>
         <w:rPr>
           <w:rFonts w:ascii="Consolas" w:hAnsi="Consolas" w:cs="Consolas"/>
@@ -5433,6 +6193,7 @@
           <w:kern w:val="0"/>
         </w:rPr>
       </w:pPr>
+      <w:proofErr w:type="spellStart"/>
       <w:r>
         <w:rPr>
           <w:rFonts w:ascii="Consolas" w:hAnsi="Consolas" w:cs="Consolas"/>
@@ -5443,6 +6204,7 @@
         </w:rPr>
         <w:t>const</w:t>
       </w:r>
+      <w:proofErr w:type="spellEnd"/>
       <w:r>
         <w:rPr>
           <w:rFonts w:ascii="Consolas" w:hAnsi="Consolas" w:cs="Consolas"/>
@@ -5476,15 +6238,49 @@
           <w:kern w:val="0"/>
         </w:rPr>
       </w:pPr>
-      <w:r>
-        <w:rPr>
-          <w:rFonts w:ascii="Consolas" w:hAnsi="Consolas" w:cs="Consolas"/>
-          <w:b/>
-          <w:bCs/>
-          <w:color w:val="000000"/>
-          <w:kern w:val="0"/>
-        </w:rPr>
-        <w:t>app.use(cors());</w:t>
+      <w:proofErr w:type="spellStart"/>
+      <w:r>
+        <w:rPr>
+          <w:rFonts w:ascii="Consolas" w:hAnsi="Consolas" w:cs="Consolas"/>
+          <w:b/>
+          <w:bCs/>
+          <w:color w:val="000000"/>
+          <w:kern w:val="0"/>
+        </w:rPr>
+        <w:t>app.use</w:t>
+      </w:r>
+      <w:proofErr w:type="spellEnd"/>
+      <w:r>
+        <w:rPr>
+          <w:rFonts w:ascii="Consolas" w:hAnsi="Consolas" w:cs="Consolas"/>
+          <w:b/>
+          <w:bCs/>
+          <w:color w:val="000000"/>
+          <w:kern w:val="0"/>
+        </w:rPr>
+        <w:t>(</w:t>
+      </w:r>
+      <w:proofErr w:type="spellStart"/>
+      <w:r>
+        <w:rPr>
+          <w:rFonts w:ascii="Consolas" w:hAnsi="Consolas" w:cs="Consolas"/>
+          <w:b/>
+          <w:bCs/>
+          <w:color w:val="000000"/>
+          <w:kern w:val="0"/>
+        </w:rPr>
+        <w:t>cors</w:t>
+      </w:r>
+      <w:proofErr w:type="spellEnd"/>
+      <w:r>
+        <w:rPr>
+          <w:rFonts w:ascii="Consolas" w:hAnsi="Consolas" w:cs="Consolas"/>
+          <w:b/>
+          <w:bCs/>
+          <w:color w:val="000000"/>
+          <w:kern w:val="0"/>
+        </w:rPr>
+        <w:t>());</w:t>
       </w:r>
     </w:p>
     <w:p>
@@ -5509,15 +6305,49 @@
           <w:kern w:val="0"/>
         </w:rPr>
       </w:pPr>
-      <w:r>
-        <w:rPr>
-          <w:rFonts w:ascii="Consolas" w:hAnsi="Consolas" w:cs="Consolas"/>
-          <w:b/>
-          <w:bCs/>
-          <w:color w:val="000000"/>
-          <w:kern w:val="0"/>
-        </w:rPr>
-        <w:t>app.use(bodyParser.json());</w:t>
+      <w:proofErr w:type="spellStart"/>
+      <w:r>
+        <w:rPr>
+          <w:rFonts w:ascii="Consolas" w:hAnsi="Consolas" w:cs="Consolas"/>
+          <w:b/>
+          <w:bCs/>
+          <w:color w:val="000000"/>
+          <w:kern w:val="0"/>
+        </w:rPr>
+        <w:t>app.use</w:t>
+      </w:r>
+      <w:proofErr w:type="spellEnd"/>
+      <w:r>
+        <w:rPr>
+          <w:rFonts w:ascii="Consolas" w:hAnsi="Consolas" w:cs="Consolas"/>
+          <w:b/>
+          <w:bCs/>
+          <w:color w:val="000000"/>
+          <w:kern w:val="0"/>
+        </w:rPr>
+        <w:t>(</w:t>
+      </w:r>
+      <w:proofErr w:type="spellStart"/>
+      <w:r>
+        <w:rPr>
+          <w:rFonts w:ascii="Consolas" w:hAnsi="Consolas" w:cs="Consolas"/>
+          <w:b/>
+          <w:bCs/>
+          <w:color w:val="000000"/>
+          <w:kern w:val="0"/>
+        </w:rPr>
+        <w:t>bodyParser.json</w:t>
+      </w:r>
+      <w:proofErr w:type="spellEnd"/>
+      <w:r>
+        <w:rPr>
+          <w:rFonts w:ascii="Consolas" w:hAnsi="Consolas" w:cs="Consolas"/>
+          <w:b/>
+          <w:bCs/>
+          <w:color w:val="000000"/>
+          <w:kern w:val="0"/>
+        </w:rPr>
+        <w:t>());</w:t>
       </w:r>
     </w:p>
     <w:p>
@@ -5565,6 +6395,7 @@
           <w:kern w:val="0"/>
         </w:rPr>
       </w:pPr>
+      <w:proofErr w:type="spellStart"/>
       <w:r>
         <w:rPr>
           <w:rFonts w:ascii="Consolas" w:hAnsi="Consolas" w:cs="Consolas"/>
@@ -5575,15 +6406,60 @@
         </w:rPr>
         <w:t>const</w:t>
       </w:r>
-      <w:r>
-        <w:rPr>
-          <w:rFonts w:ascii="Consolas" w:hAnsi="Consolas" w:cs="Consolas"/>
-          <w:b/>
-          <w:bCs/>
-          <w:color w:val="000000"/>
-          <w:kern w:val="0"/>
-        </w:rPr>
-        <w:t xml:space="preserve"> db = mysql.createConnection({</w:t>
+      <w:proofErr w:type="spellEnd"/>
+      <w:r>
+        <w:rPr>
+          <w:rFonts w:ascii="Consolas" w:hAnsi="Consolas" w:cs="Consolas"/>
+          <w:b/>
+          <w:bCs/>
+          <w:color w:val="000000"/>
+          <w:kern w:val="0"/>
+        </w:rPr>
+        <w:t xml:space="preserve"> </w:t>
+      </w:r>
+      <w:proofErr w:type="spellStart"/>
+      <w:r>
+        <w:rPr>
+          <w:rFonts w:ascii="Consolas" w:hAnsi="Consolas" w:cs="Consolas"/>
+          <w:b/>
+          <w:bCs/>
+          <w:color w:val="000000"/>
+          <w:kern w:val="0"/>
+        </w:rPr>
+        <w:t>db</w:t>
+      </w:r>
+      <w:proofErr w:type="spellEnd"/>
+      <w:r>
+        <w:rPr>
+          <w:rFonts w:ascii="Consolas" w:hAnsi="Consolas" w:cs="Consolas"/>
+          <w:b/>
+          <w:bCs/>
+          <w:color w:val="000000"/>
+          <w:kern w:val="0"/>
+        </w:rPr>
+        <w:t xml:space="preserve"> = </w:t>
+      </w:r>
+      <w:proofErr w:type="spellStart"/>
+      <w:r>
+        <w:rPr>
+          <w:rFonts w:ascii="Consolas" w:hAnsi="Consolas" w:cs="Consolas"/>
+          <w:b/>
+          <w:bCs/>
+          <w:color w:val="000000"/>
+          <w:kern w:val="0"/>
+        </w:rPr>
+        <w:t>mysql.createConnection</w:t>
+      </w:r>
+      <w:proofErr w:type="spellEnd"/>
+      <w:r>
+        <w:rPr>
+          <w:rFonts w:ascii="Consolas" w:hAnsi="Consolas" w:cs="Consolas"/>
+          <w:b/>
+          <w:bCs/>
+          <w:color w:val="000000"/>
+          <w:kern w:val="0"/>
+        </w:rPr>
+        <w:t>({</w:t>
       </w:r>
     </w:p>
     <w:p>
@@ -5827,6 +6703,7 @@
         </w:rPr>
         <w:t>'</w:t>
       </w:r>
+      <w:proofErr w:type="spellStart"/>
       <w:r>
         <w:rPr>
           <w:rFonts w:ascii="Consolas" w:hAnsi="Consolas" w:cs="Consolas"/>
@@ -5837,6 +6714,7 @@
         </w:rPr>
         <w:t>qa</w:t>
       </w:r>
+      <w:proofErr w:type="spellEnd"/>
       <w:r>
         <w:rPr>
           <w:rFonts w:ascii="Consolas" w:hAnsi="Consolas" w:cs="Consolas"/>
@@ -5926,15 +6804,27 @@
           <w:kern w:val="0"/>
         </w:rPr>
       </w:pPr>
-      <w:r>
-        <w:rPr>
-          <w:rFonts w:ascii="Consolas" w:hAnsi="Consolas" w:cs="Consolas"/>
-          <w:b/>
-          <w:bCs/>
-          <w:color w:val="000000"/>
-          <w:kern w:val="0"/>
-        </w:rPr>
-        <w:t>db.connect((err) =&gt; {</w:t>
+      <w:proofErr w:type="spellStart"/>
+      <w:r>
+        <w:rPr>
+          <w:rFonts w:ascii="Consolas" w:hAnsi="Consolas" w:cs="Consolas"/>
+          <w:b/>
+          <w:bCs/>
+          <w:color w:val="000000"/>
+          <w:kern w:val="0"/>
+        </w:rPr>
+        <w:t>db.connect</w:t>
+      </w:r>
+      <w:proofErr w:type="spellEnd"/>
+      <w:r>
+        <w:rPr>
+          <w:rFonts w:ascii="Consolas" w:hAnsi="Consolas" w:cs="Consolas"/>
+          <w:b/>
+          <w:bCs/>
+          <w:color w:val="000000"/>
+          <w:kern w:val="0"/>
+        </w:rPr>
+        <w:t>((err) =&gt; {</w:t>
       </w:r>
     </w:p>
     <w:p>
@@ -6240,15 +7130,27 @@
           <w:kern w:val="0"/>
         </w:rPr>
       </w:pPr>
-      <w:r>
-        <w:rPr>
-          <w:rFonts w:ascii="Consolas" w:hAnsi="Consolas" w:cs="Consolas"/>
-          <w:b/>
-          <w:bCs/>
-          <w:color w:val="000000"/>
-          <w:kern w:val="0"/>
-        </w:rPr>
-        <w:t>app.get(</w:t>
+      <w:proofErr w:type="spellStart"/>
+      <w:r>
+        <w:rPr>
+          <w:rFonts w:ascii="Consolas" w:hAnsi="Consolas" w:cs="Consolas"/>
+          <w:b/>
+          <w:bCs/>
+          <w:color w:val="000000"/>
+          <w:kern w:val="0"/>
+        </w:rPr>
+        <w:t>app.get</w:t>
+      </w:r>
+      <w:proofErr w:type="spellEnd"/>
+      <w:r>
+        <w:rPr>
+          <w:rFonts w:ascii="Consolas" w:hAnsi="Consolas" w:cs="Consolas"/>
+          <w:b/>
+          <w:bCs/>
+          <w:color w:val="000000"/>
+          <w:kern w:val="0"/>
+        </w:rPr>
+        <w:t>(</w:t>
       </w:r>
       <w:r>
         <w:rPr>
@@ -6258,8 +7160,9 @@
           <w:color w:val="A31515"/>
           <w:kern w:val="0"/>
         </w:rPr>
-        <w:t>'/api/</w:t>
-      </w:r>
+        <w:t>'/</w:t>
+      </w:r>
+      <w:proofErr w:type="spellStart"/>
       <w:r>
         <w:rPr>
           <w:rFonts w:ascii="Consolas" w:hAnsi="Consolas" w:cs="Consolas"/>
@@ -6268,6 +7171,27 @@
           <w:color w:val="A31515"/>
           <w:kern w:val="0"/>
         </w:rPr>
+        <w:t>api</w:t>
+      </w:r>
+      <w:proofErr w:type="spellEnd"/>
+      <w:r>
+        <w:rPr>
+          <w:rFonts w:ascii="Consolas" w:hAnsi="Consolas" w:cs="Consolas"/>
+          <w:b/>
+          <w:bCs/>
+          <w:color w:val="A31515"/>
+          <w:kern w:val="0"/>
+        </w:rPr>
+        <w:t>/</w:t>
+      </w:r>
+      <w:r>
+        <w:rPr>
+          <w:rFonts w:ascii="Consolas" w:hAnsi="Consolas" w:cs="Consolas"/>
+          <w:b/>
+          <w:bCs/>
+          <w:color w:val="A31515"/>
+          <w:kern w:val="0"/>
+        </w:rPr>
         <w:t>users</w:t>
       </w:r>
       <w:r>
@@ -6288,7 +7212,29 @@
           <w:color w:val="000000"/>
           <w:kern w:val="0"/>
         </w:rPr>
-        <w:t>, (req, res) =&gt; {</w:t>
+        <w:t>, (</w:t>
+      </w:r>
+      <w:proofErr w:type="spellStart"/>
+      <w:r>
+        <w:rPr>
+          <w:rFonts w:ascii="Consolas" w:hAnsi="Consolas" w:cs="Consolas"/>
+          <w:b/>
+          <w:bCs/>
+          <w:color w:val="000000"/>
+          <w:kern w:val="0"/>
+        </w:rPr>
+        <w:t>req</w:t>
+      </w:r>
+      <w:proofErr w:type="spellEnd"/>
+      <w:r>
+        <w:rPr>
+          <w:rFonts w:ascii="Consolas" w:hAnsi="Consolas" w:cs="Consolas"/>
+          <w:b/>
+          <w:bCs/>
+          <w:color w:val="000000"/>
+          <w:kern w:val="0"/>
+        </w:rPr>
+        <w:t>, res) =&gt; {</w:t>
       </w:r>
     </w:p>
     <w:p>
@@ -6321,7 +7267,29 @@
           <w:color w:val="000000"/>
           <w:kern w:val="0"/>
         </w:rPr>
-        <w:t xml:space="preserve">    db.query(</w:t>
+        <w:t xml:space="preserve">    </w:t>
+      </w:r>
+      <w:proofErr w:type="spellStart"/>
+      <w:r>
+        <w:rPr>
+          <w:rFonts w:ascii="Consolas" w:hAnsi="Consolas" w:cs="Consolas"/>
+          <w:b/>
+          <w:bCs/>
+          <w:color w:val="000000"/>
+          <w:kern w:val="0"/>
+        </w:rPr>
+        <w:t>db.query</w:t>
+      </w:r>
+      <w:proofErr w:type="spellEnd"/>
+      <w:r>
+        <w:rPr>
+          <w:rFonts w:ascii="Consolas" w:hAnsi="Consolas" w:cs="Consolas"/>
+          <w:b/>
+          <w:bCs/>
+          <w:color w:val="000000"/>
+          <w:kern w:val="0"/>
+        </w:rPr>
+        <w:t>(</w:t>
       </w:r>
       <w:r>
         <w:rPr>
@@ -6523,7 +7491,29 @@
           <w:color w:val="000000"/>
           <w:kern w:val="0"/>
         </w:rPr>
-        <w:t xml:space="preserve">        res.json(results);</w:t>
+        <w:t xml:space="preserve">        </w:t>
+      </w:r>
+      <w:proofErr w:type="spellStart"/>
+      <w:r>
+        <w:rPr>
+          <w:rFonts w:ascii="Consolas" w:hAnsi="Consolas" w:cs="Consolas"/>
+          <w:b/>
+          <w:bCs/>
+          <w:color w:val="000000"/>
+          <w:kern w:val="0"/>
+        </w:rPr>
+        <w:t>res.json</w:t>
+      </w:r>
+      <w:proofErr w:type="spellEnd"/>
+      <w:r>
+        <w:rPr>
+          <w:rFonts w:ascii="Consolas" w:hAnsi="Consolas" w:cs="Consolas"/>
+          <w:b/>
+          <w:bCs/>
+          <w:color w:val="000000"/>
+          <w:kern w:val="0"/>
+        </w:rPr>
+        <w:t>(results);</w:t>
       </w:r>
     </w:p>
     <w:p>
@@ -6641,15 +7631,27 @@
           <w:kern w:val="0"/>
         </w:rPr>
       </w:pPr>
-      <w:r>
-        <w:rPr>
-          <w:rFonts w:ascii="Consolas" w:hAnsi="Consolas" w:cs="Consolas"/>
-          <w:b/>
-          <w:bCs/>
-          <w:color w:val="000000"/>
-          <w:kern w:val="0"/>
-        </w:rPr>
-        <w:t>app.listen(port, () =&gt; {</w:t>
+      <w:proofErr w:type="spellStart"/>
+      <w:r>
+        <w:rPr>
+          <w:rFonts w:ascii="Consolas" w:hAnsi="Consolas" w:cs="Consolas"/>
+          <w:b/>
+          <w:bCs/>
+          <w:color w:val="000000"/>
+          <w:kern w:val="0"/>
+        </w:rPr>
+        <w:t>app.listen</w:t>
+      </w:r>
+      <w:proofErr w:type="spellEnd"/>
+      <w:r>
+        <w:rPr>
+          <w:rFonts w:ascii="Consolas" w:hAnsi="Consolas" w:cs="Consolas"/>
+          <w:b/>
+          <w:bCs/>
+          <w:color w:val="000000"/>
+          <w:kern w:val="0"/>
+        </w:rPr>
+        <w:t>(port, () =&gt; {</w:t>
       </w:r>
     </w:p>
     <w:p>
@@ -6814,6 +7816,7 @@
       <w:r>
         <w:t xml:space="preserve">file called </w:t>
       </w:r>
+      <w:proofErr w:type="spellStart"/>
       <w:r>
         <w:rPr>
           <w:b/>
@@ -6821,6 +7824,7 @@
         </w:rPr>
         <w:t>Dockerfile</w:t>
       </w:r>
+      <w:proofErr w:type="spellEnd"/>
       <w:r>
         <w:t xml:space="preserve"> </w:t>
       </w:r>
@@ -7007,7 +8011,33 @@
           <w:szCs w:val="21"/>
           <w:lang w:eastAsia="en-GB" w:bidi="yi-Hebr"/>
         </w:rPr>
-        <w:t xml:space="preserve"> /usr/src/app</w:t>
+        <w:t xml:space="preserve"> /</w:t>
+      </w:r>
+      <w:proofErr w:type="spellStart"/>
+      <w:r>
+        <w:rPr>
+          <w:rFonts w:ascii="Consolas" w:eastAsia="Times New Roman" w:hAnsi="Consolas" w:cs="Times New Roman"/>
+          <w:b/>
+          <w:bCs/>
+          <w:color w:val="000000"/>
+          <w:sz w:val="21"/>
+          <w:szCs w:val="21"/>
+          <w:lang w:eastAsia="en-GB" w:bidi="yi-Hebr"/>
+        </w:rPr>
+        <w:t>usr</w:t>
+      </w:r>
+      <w:proofErr w:type="spellEnd"/>
+      <w:r>
+        <w:rPr>
+          <w:rFonts w:ascii="Consolas" w:eastAsia="Times New Roman" w:hAnsi="Consolas" w:cs="Times New Roman"/>
+          <w:b/>
+          <w:bCs/>
+          <w:color w:val="000000"/>
+          <w:sz w:val="21"/>
+          <w:szCs w:val="21"/>
+          <w:lang w:eastAsia="en-GB" w:bidi="yi-Hebr"/>
+        </w:rPr>
+        <w:t>/src/app</w:t>
       </w:r>
     </w:p>
     <w:p>
@@ -7115,7 +8145,33 @@
           <w:szCs w:val="21"/>
           <w:lang w:eastAsia="en-GB" w:bidi="yi-Hebr"/>
         </w:rPr>
-        <w:t xml:space="preserve"> package*.json ./</w:t>
+        <w:t xml:space="preserve"> package*.</w:t>
+      </w:r>
+      <w:proofErr w:type="spellStart"/>
+      <w:r>
+        <w:rPr>
+          <w:rFonts w:ascii="Consolas" w:eastAsia="Times New Roman" w:hAnsi="Consolas" w:cs="Times New Roman"/>
+          <w:b/>
+          <w:bCs/>
+          <w:color w:val="000000"/>
+          <w:sz w:val="21"/>
+          <w:szCs w:val="21"/>
+          <w:lang w:eastAsia="en-GB" w:bidi="yi-Hebr"/>
+        </w:rPr>
+        <w:t>json</w:t>
+      </w:r>
+      <w:proofErr w:type="spellEnd"/>
+      <w:r>
+        <w:rPr>
+          <w:rFonts w:ascii="Consolas" w:eastAsia="Times New Roman" w:hAnsi="Consolas" w:cs="Times New Roman"/>
+          <w:b/>
+          <w:bCs/>
+          <w:color w:val="000000"/>
+          <w:sz w:val="21"/>
+          <w:szCs w:val="21"/>
+          <w:lang w:eastAsia="en-GB" w:bidi="yi-Hebr"/>
+        </w:rPr>
+        <w:t xml:space="preserve"> ./</w:t>
       </w:r>
     </w:p>
     <w:p>
@@ -7187,7 +8243,33 @@
           <w:szCs w:val="21"/>
           <w:lang w:eastAsia="en-GB" w:bidi="yi-Hebr"/>
         </w:rPr>
-        <w:t xml:space="preserve"> npm install</w:t>
+        <w:t xml:space="preserve"> </w:t>
+      </w:r>
+      <w:proofErr w:type="spellStart"/>
+      <w:r>
+        <w:rPr>
+          <w:rFonts w:ascii="Consolas" w:eastAsia="Times New Roman" w:hAnsi="Consolas" w:cs="Times New Roman"/>
+          <w:b/>
+          <w:bCs/>
+          <w:color w:val="000000"/>
+          <w:sz w:val="21"/>
+          <w:szCs w:val="21"/>
+          <w:lang w:eastAsia="en-GB" w:bidi="yi-Hebr"/>
+        </w:rPr>
+        <w:t>npm</w:t>
+      </w:r>
+      <w:proofErr w:type="spellEnd"/>
+      <w:r>
+        <w:rPr>
+          <w:rFonts w:ascii="Consolas" w:eastAsia="Times New Roman" w:hAnsi="Consolas" w:cs="Times New Roman"/>
+          <w:b/>
+          <w:bCs/>
+          <w:color w:val="000000"/>
+          <w:sz w:val="21"/>
+          <w:szCs w:val="21"/>
+          <w:lang w:eastAsia="en-GB" w:bidi="yi-Hebr"/>
+        </w:rPr>
+        <w:t xml:space="preserve"> install</w:t>
       </w:r>
     </w:p>
     <w:p>
@@ -7537,16 +8619,43 @@
           <w:sz w:val="24"/>
           <w:szCs w:val="24"/>
         </w:rPr>
-        <w:t>.dockerignore</w:t>
-      </w:r>
+        <w:t>.</w:t>
+      </w:r>
+      <w:proofErr w:type="spellStart"/>
+      <w:r>
+        <w:rPr>
+          <w:b/>
+          <w:bCs/>
+          <w:sz w:val="24"/>
+          <w:szCs w:val="24"/>
+        </w:rPr>
+        <w:t>dockerignore</w:t>
+      </w:r>
+      <w:proofErr w:type="spellEnd"/>
       <w:r>
         <w:t xml:space="preserve"> </w:t>
       </w:r>
       <w:r>
-        <w:t xml:space="preserve">(dot dockerignore) </w:t>
-      </w:r>
-      <w:r>
-        <w:t xml:space="preserve">file in the same directory as your Dockerfile with </w:t>
+        <w:t xml:space="preserve">(dot </w:t>
+      </w:r>
+      <w:proofErr w:type="spellStart"/>
+      <w:r>
+        <w:t>dockerignore</w:t>
+      </w:r>
+      <w:proofErr w:type="spellEnd"/>
+      <w:r>
+        <w:t xml:space="preserve">) </w:t>
+      </w:r>
+      <w:r>
+        <w:t xml:space="preserve">file in the same directory as your </w:t>
+      </w:r>
+      <w:proofErr w:type="spellStart"/>
+      <w:r>
+        <w:t>Dockerfile</w:t>
+      </w:r>
+      <w:proofErr w:type="spellEnd"/>
+      <w:r>
+        <w:t xml:space="preserve"> with </w:t>
       </w:r>
       <w:r>
         <w:t xml:space="preserve">the </w:t>
@@ -7576,6 +8685,7 @@
           <w:lang w:eastAsia="en-GB" w:bidi="yi-Hebr"/>
         </w:rPr>
       </w:pPr>
+      <w:proofErr w:type="spellStart"/>
       <w:r>
         <w:rPr>
           <w:rFonts w:ascii="Consolas" w:eastAsia="Times New Roman" w:hAnsi="Consolas" w:cs="Times New Roman"/>
@@ -7588,6 +8698,7 @@
         </w:rPr>
         <w:t>node_modules</w:t>
       </w:r>
+      <w:proofErr w:type="spellEnd"/>
     </w:p>
     <w:p>
       <w:pPr>
@@ -7677,10 +8788,44 @@
           <w:szCs w:val="21"/>
           <w:lang w:eastAsia="en-GB" w:bidi="yi-Hebr"/>
         </w:rPr>
-        <w:t xml:space="preserve"> npm install</w:t>
-      </w:r>
-      <w:r>
-        <w:t xml:space="preserve">  in the Dockerfile.</w:t>
+        <w:t xml:space="preserve"> </w:t>
+      </w:r>
+      <w:proofErr w:type="spellStart"/>
+      <w:r>
+        <w:rPr>
+          <w:rFonts w:ascii="Consolas" w:eastAsia="Times New Roman" w:hAnsi="Consolas" w:cs="Times New Roman"/>
+          <w:b/>
+          <w:bCs/>
+          <w:color w:val="000000"/>
+          <w:sz w:val="21"/>
+          <w:szCs w:val="21"/>
+          <w:lang w:eastAsia="en-GB" w:bidi="yi-Hebr"/>
+        </w:rPr>
+        <w:t>npm</w:t>
+      </w:r>
+      <w:proofErr w:type="spellEnd"/>
+      <w:r>
+        <w:rPr>
+          <w:rFonts w:ascii="Consolas" w:eastAsia="Times New Roman" w:hAnsi="Consolas" w:cs="Times New Roman"/>
+          <w:b/>
+          <w:bCs/>
+          <w:color w:val="000000"/>
+          <w:sz w:val="21"/>
+          <w:szCs w:val="21"/>
+          <w:lang w:eastAsia="en-GB" w:bidi="yi-Hebr"/>
+        </w:rPr>
+        <w:t xml:space="preserve"> install</w:t>
+      </w:r>
+      <w:r>
+        <w:t xml:space="preserve">  in the </w:t>
+      </w:r>
+      <w:proofErr w:type="spellStart"/>
+      <w:r>
+        <w:t>Dockerfile</w:t>
+      </w:r>
+      <w:proofErr w:type="spellEnd"/>
+      <w:r>
+        <w:t>.</w:t>
       </w:r>
     </w:p>
     <w:p>
@@ -7703,6 +8848,7 @@
       <w:r>
         <w:t xml:space="preserve">Type/copy the following to the  </w:t>
       </w:r>
+      <w:proofErr w:type="spellStart"/>
       <w:r>
         <w:rPr>
           <w:b/>
@@ -7712,6 +8858,7 @@
         </w:rPr>
         <w:t>package.json</w:t>
       </w:r>
+      <w:proofErr w:type="spellEnd"/>
       <w:r>
         <w:t xml:space="preserve"> file:</w:t>
       </w:r>
@@ -7845,7 +8992,33 @@
           <w:sz w:val="24"/>
           <w:szCs w:val="24"/>
         </w:rPr>
-        <w:t>"qa_node_sql_app"</w:t>
+        <w:t>"</w:t>
+      </w:r>
+      <w:proofErr w:type="spellStart"/>
+      <w:r>
+        <w:rPr>
+          <w:rFonts w:ascii="Consolas" w:hAnsi="Consolas" w:cs="Consolas"/>
+          <w:b/>
+          <w:bCs/>
+          <w:color w:val="A31515"/>
+          <w:kern w:val="0"/>
+          <w:sz w:val="24"/>
+          <w:szCs w:val="24"/>
+        </w:rPr>
+        <w:t>qa_node_sql_app</w:t>
+      </w:r>
+      <w:proofErr w:type="spellEnd"/>
+      <w:r>
+        <w:rPr>
+          <w:rFonts w:ascii="Consolas" w:hAnsi="Consolas" w:cs="Consolas"/>
+          <w:b/>
+          <w:bCs/>
+          <w:color w:val="A31515"/>
+          <w:kern w:val="0"/>
+          <w:sz w:val="24"/>
+          <w:szCs w:val="24"/>
+        </w:rPr>
+        <w:t>"</w:t>
       </w:r>
       <w:r>
         <w:rPr>
@@ -8723,6 +9896,7 @@
         </w:rPr>
         <w:t>"</w:t>
       </w:r>
+      <w:proofErr w:type="spellStart"/>
       <w:r>
         <w:rPr>
           <w:rFonts w:ascii="Consolas" w:hAnsi="Consolas" w:cs="Consolas"/>
@@ -8735,6 +9909,7 @@
         </w:rPr>
         <w:t>cors</w:t>
       </w:r>
+      <w:proofErr w:type="spellEnd"/>
       <w:r>
         <w:rPr>
           <w:rFonts w:ascii="Consolas" w:hAnsi="Consolas" w:cs="Consolas"/>
@@ -9014,14 +10189,46 @@
           <w:b/>
           <w:bCs/>
         </w:rPr>
-        <w:t>&lt;your dockerhub username&gt;</w:t>
-      </w:r>
-      <w:r>
-        <w:rPr>
-          <w:b/>
-          <w:bCs/>
-        </w:rPr>
-        <w:t>/qa-</w:t>
+        <w:t xml:space="preserve">&lt;your </w:t>
+      </w:r>
+      <w:proofErr w:type="spellStart"/>
+      <w:r>
+        <w:rPr>
+          <w:b/>
+          <w:bCs/>
+        </w:rPr>
+        <w:t>dockerhub</w:t>
+      </w:r>
+      <w:proofErr w:type="spellEnd"/>
+      <w:r>
+        <w:rPr>
+          <w:b/>
+          <w:bCs/>
+        </w:rPr>
+        <w:t xml:space="preserve"> username&gt;</w:t>
+      </w:r>
+      <w:r>
+        <w:rPr>
+          <w:b/>
+          <w:bCs/>
+        </w:rPr>
+        <w:t>/</w:t>
+      </w:r>
+      <w:proofErr w:type="spellStart"/>
+      <w:r>
+        <w:rPr>
+          <w:b/>
+          <w:bCs/>
+        </w:rPr>
+        <w:t>qa</w:t>
+      </w:r>
+      <w:proofErr w:type="spellEnd"/>
+      <w:r>
+        <w:rPr>
+          <w:b/>
+          <w:bCs/>
+        </w:rPr>
+        <w:t>-</w:t>
       </w:r>
       <w:r>
         <w:rPr>
@@ -9037,12 +10244,21 @@
         </w:rPr>
         <w:t>-</w:t>
       </w:r>
-      <w:r>
-        <w:rPr>
-          <w:b/>
-          <w:bCs/>
-        </w:rPr>
-        <w:t>sql-</w:t>
+      <w:proofErr w:type="spellStart"/>
+      <w:r>
+        <w:rPr>
+          <w:b/>
+          <w:bCs/>
+        </w:rPr>
+        <w:t>sql</w:t>
+      </w:r>
+      <w:proofErr w:type="spellEnd"/>
+      <w:r>
+        <w:rPr>
+          <w:b/>
+          <w:bCs/>
+        </w:rPr>
+        <w:t>-</w:t>
       </w:r>
       <w:r>
         <w:rPr>
@@ -9103,14 +10319,46 @@
           <w:b/>
           <w:bCs/>
         </w:rPr>
-        <w:t>&lt;your Dockerhub username&gt;</w:t>
-      </w:r>
-      <w:r>
-        <w:rPr>
-          <w:b/>
-          <w:bCs/>
-        </w:rPr>
-        <w:t>/qa-</w:t>
+        <w:t xml:space="preserve">&lt;your </w:t>
+      </w:r>
+      <w:proofErr w:type="spellStart"/>
+      <w:r>
+        <w:rPr>
+          <w:b/>
+          <w:bCs/>
+        </w:rPr>
+        <w:t>Dockerhub</w:t>
+      </w:r>
+      <w:proofErr w:type="spellEnd"/>
+      <w:r>
+        <w:rPr>
+          <w:b/>
+          <w:bCs/>
+        </w:rPr>
+        <w:t xml:space="preserve"> username&gt;</w:t>
+      </w:r>
+      <w:r>
+        <w:rPr>
+          <w:b/>
+          <w:bCs/>
+        </w:rPr>
+        <w:t>/</w:t>
+      </w:r>
+      <w:proofErr w:type="spellStart"/>
+      <w:r>
+        <w:rPr>
+          <w:b/>
+          <w:bCs/>
+        </w:rPr>
+        <w:t>qa</w:t>
+      </w:r>
+      <w:proofErr w:type="spellEnd"/>
+      <w:r>
+        <w:rPr>
+          <w:b/>
+          <w:bCs/>
+        </w:rPr>
+        <w:t>-</w:t>
       </w:r>
       <w:r>
         <w:rPr>
@@ -9126,12 +10374,21 @@
         </w:rPr>
         <w:t>-</w:t>
       </w:r>
-      <w:r>
-        <w:rPr>
-          <w:b/>
-          <w:bCs/>
-        </w:rPr>
-        <w:t>sql-</w:t>
+      <w:proofErr w:type="spellStart"/>
+      <w:r>
+        <w:rPr>
+          <w:b/>
+          <w:bCs/>
+        </w:rPr>
+        <w:t>sql</w:t>
+      </w:r>
+      <w:proofErr w:type="spellEnd"/>
+      <w:r>
+        <w:rPr>
+          <w:b/>
+          <w:bCs/>
+        </w:rPr>
+        <w:t>-</w:t>
       </w:r>
       <w:r>
         <w:rPr>
@@ -9166,7 +10423,15 @@
       </w:r>
       <w:r>
         <w:br/>
-        <w:t>This command will use the Dockerfile to build a Docker image of your Node.js application and tag it with the name that you specify.</w:t>
+        <w:t xml:space="preserve">This command will use the </w:t>
+      </w:r>
+      <w:proofErr w:type="spellStart"/>
+      <w:r>
+        <w:t>Dockerfile</w:t>
+      </w:r>
+      <w:proofErr w:type="spellEnd"/>
+      <w:r>
+        <w:t xml:space="preserve"> to build a Docker image of your Node.js application and tag it with the name that you specify.</w:t>
       </w:r>
     </w:p>
     <w:p>
@@ -9309,25 +10574,72 @@
           <w:b/>
           <w:bCs/>
         </w:rPr>
-        <w:t>&lt;your Dockerhub username&gt;</w:t>
-      </w:r>
-      <w:r>
-        <w:rPr>
-          <w:b/>
-          <w:bCs/>
-          <w:sz w:val="24"/>
-          <w:szCs w:val="24"/>
-        </w:rPr>
-        <w:t>/qa-node-</w:t>
-      </w:r>
-      <w:r>
-        <w:rPr>
-          <w:b/>
-          <w:bCs/>
-          <w:sz w:val="24"/>
-          <w:szCs w:val="24"/>
-        </w:rPr>
-        <w:t>sql-</w:t>
+        <w:t xml:space="preserve">&lt;your </w:t>
+      </w:r>
+      <w:proofErr w:type="spellStart"/>
+      <w:r>
+        <w:rPr>
+          <w:b/>
+          <w:bCs/>
+        </w:rPr>
+        <w:t>Dockerhub</w:t>
+      </w:r>
+      <w:proofErr w:type="spellEnd"/>
+      <w:r>
+        <w:rPr>
+          <w:b/>
+          <w:bCs/>
+        </w:rPr>
+        <w:t xml:space="preserve"> username&gt;</w:t>
+      </w:r>
+      <w:r>
+        <w:rPr>
+          <w:b/>
+          <w:bCs/>
+          <w:sz w:val="24"/>
+          <w:szCs w:val="24"/>
+        </w:rPr>
+        <w:t>/</w:t>
+      </w:r>
+      <w:proofErr w:type="spellStart"/>
+      <w:r>
+        <w:rPr>
+          <w:b/>
+          <w:bCs/>
+          <w:sz w:val="24"/>
+          <w:szCs w:val="24"/>
+        </w:rPr>
+        <w:t>qa</w:t>
+      </w:r>
+      <w:proofErr w:type="spellEnd"/>
+      <w:r>
+        <w:rPr>
+          <w:b/>
+          <w:bCs/>
+          <w:sz w:val="24"/>
+          <w:szCs w:val="24"/>
+        </w:rPr>
+        <w:t>-node-</w:t>
+      </w:r>
+      <w:proofErr w:type="spellStart"/>
+      <w:r>
+        <w:rPr>
+          <w:b/>
+          <w:bCs/>
+          <w:sz w:val="24"/>
+          <w:szCs w:val="24"/>
+        </w:rPr>
+        <w:t>sql</w:t>
+      </w:r>
+      <w:proofErr w:type="spellEnd"/>
+      <w:r>
+        <w:rPr>
+          <w:b/>
+          <w:bCs/>
+          <w:sz w:val="24"/>
+          <w:szCs w:val="24"/>
+        </w:rPr>
+        <w:t>-</w:t>
       </w:r>
       <w:r>
         <w:rPr>
@@ -9613,7 +10925,29 @@
           <w:color w:val="0000FF"/>
           <w:kern w:val="0"/>
         </w:rPr>
-        <w:t>="en"&gt;</w:t>
+        <w:t>="</w:t>
+      </w:r>
+      <w:proofErr w:type="spellStart"/>
+      <w:r>
+        <w:rPr>
+          <w:rFonts w:ascii="Consolas" w:hAnsi="Consolas" w:cs="Consolas"/>
+          <w:b/>
+          <w:bCs/>
+          <w:color w:val="0000FF"/>
+          <w:kern w:val="0"/>
+        </w:rPr>
+        <w:t>en</w:t>
+      </w:r>
+      <w:proofErr w:type="spellEnd"/>
+      <w:r>
+        <w:rPr>
+          <w:rFonts w:ascii="Consolas" w:hAnsi="Consolas" w:cs="Consolas"/>
+          <w:b/>
+          <w:bCs/>
+          <w:color w:val="0000FF"/>
+          <w:kern w:val="0"/>
+        </w:rPr>
+        <w:t>"&gt;</w:t>
       </w:r>
     </w:p>
     <w:p>
@@ -10071,7 +11405,29 @@
           <w:color w:val="A31515"/>
           <w:kern w:val="0"/>
         </w:rPr>
-        <w:t>'http://localhost:3000/api/</w:t>
+        <w:t>'http://localhost:3000/</w:t>
+      </w:r>
+      <w:proofErr w:type="spellStart"/>
+      <w:r>
+        <w:rPr>
+          <w:rFonts w:ascii="Consolas" w:hAnsi="Consolas" w:cs="Consolas"/>
+          <w:b/>
+          <w:bCs/>
+          <w:color w:val="A31515"/>
+          <w:kern w:val="0"/>
+        </w:rPr>
+        <w:t>api</w:t>
+      </w:r>
+      <w:proofErr w:type="spellEnd"/>
+      <w:r>
+        <w:rPr>
+          <w:rFonts w:ascii="Consolas" w:hAnsi="Consolas" w:cs="Consolas"/>
+          <w:b/>
+          <w:bCs/>
+          <w:color w:val="A31515"/>
+          <w:kern w:val="0"/>
+        </w:rPr>
+        <w:t>/</w:t>
       </w:r>
       <w:r>
         <w:rPr>
@@ -10135,7 +11491,29 @@
           <w:color w:val="000000"/>
           <w:kern w:val="0"/>
         </w:rPr>
-        <w:t xml:space="preserve">            .then(response =&gt; response.json())</w:t>
+        <w:t xml:space="preserve">            .then(response =&gt; </w:t>
+      </w:r>
+      <w:proofErr w:type="spellStart"/>
+      <w:r>
+        <w:rPr>
+          <w:rFonts w:ascii="Consolas" w:hAnsi="Consolas" w:cs="Consolas"/>
+          <w:b/>
+          <w:bCs/>
+          <w:color w:val="000000"/>
+          <w:kern w:val="0"/>
+        </w:rPr>
+        <w:t>response.json</w:t>
+      </w:r>
+      <w:proofErr w:type="spellEnd"/>
+      <w:r>
+        <w:rPr>
+          <w:rFonts w:ascii="Consolas" w:hAnsi="Consolas" w:cs="Consolas"/>
+          <w:b/>
+          <w:bCs/>
+          <w:color w:val="000000"/>
+          <w:kern w:val="0"/>
+        </w:rPr>
+        <w:t>())</w:t>
       </w:r>
     </w:p>
     <w:p>
@@ -10349,7 +11727,29 @@
           <w:color w:val="000000"/>
           <w:kern w:val="0"/>
         </w:rPr>
-        <w:t xml:space="preserve">                console.error(</w:t>
+        <w:t xml:space="preserve">                </w:t>
+      </w:r>
+      <w:proofErr w:type="spellStart"/>
+      <w:r>
+        <w:rPr>
+          <w:rFonts w:ascii="Consolas" w:hAnsi="Consolas" w:cs="Consolas"/>
+          <w:b/>
+          <w:bCs/>
+          <w:color w:val="000000"/>
+          <w:kern w:val="0"/>
+        </w:rPr>
+        <w:t>console.error</w:t>
+      </w:r>
+      <w:proofErr w:type="spellEnd"/>
+      <w:r>
+        <w:rPr>
+          <w:rFonts w:ascii="Consolas" w:hAnsi="Consolas" w:cs="Consolas"/>
+          <w:b/>
+          <w:bCs/>
+          <w:color w:val="000000"/>
+          <w:kern w:val="0"/>
+        </w:rPr>
+        <w:t>(</w:t>
       </w:r>
       <w:r>
         <w:rPr>
@@ -10788,7 +12188,7 @@
 </file>
 
 <file path=word/endnotes.xml><?xml version="1.0" encoding="utf-8"?>
-<w:endnotes xmlns:wpc="http://schemas.microsoft.com/office/word/2010/wordprocessingCanvas" xmlns:cx="http://schemas.microsoft.com/office/drawing/2014/chartex" xmlns:cx1="http://schemas.microsoft.com/office/drawing/2015/9/8/chartex" xmlns:cx2="http://schemas.microsoft.com/office/drawing/2015/10/21/chartex" xmlns:cx3="http://schemas.microsoft.com/office/drawing/2016/5/9/chartex" xmlns:cx4="http://schemas.microsoft.com/office/drawing/2016/5/10/chartex" xmlns:cx5="http://schemas.microsoft.com/office/drawing/2016/5/11/chartex" xmlns:cx6="http://schemas.microsoft.com/office/drawing/2016/5/12/chartex" xmlns:cx7="http://schemas.microsoft.com/office/drawing/2016/5/13/chartex" xmlns:cx8="http://schemas.microsoft.com/office/drawing/2016/5/14/chartex" xmlns:mc="http://schemas.openxmlformats.org/markup-compatibility/2006" xmlns:aink="http://schemas.microsoft.com/office/drawing/2016/ink" xmlns:am3d="http://schemas.microsoft.com/office/drawing/2017/model3d" xmlns:o="urn:schemas-microsoft-com:office:office" xmlns:oel="http://schemas.microsoft.com/office/2019/extlst" xmlns:r="http://schemas.openxmlformats.org/officeDocument/2006/relationships" xmlns:m="http://schemas.openxmlformats.org/officeDocument/2006/math" xmlns:v="urn:schemas-microsoft-com:vml" xmlns:wp14="http://schemas.microsoft.com/office/word/2010/wordprocessingDrawing" xmlns:wp="http://schemas.openxmlformats.org/drawingml/2006/wordprocessingDrawing" xmlns:w10="urn:schemas-microsoft-com:office:word" xmlns:w="http://schemas.openxmlformats.org/wordprocessingml/2006/main" xmlns:w14="http://schemas.microsoft.com/office/word/2010/wordml" xmlns:w15="http://schemas.microsoft.com/office/word/2012/wordml" xmlns:w16cex="http://schemas.microsoft.com/office/word/2018/wordml/cex" xmlns:w16cid="http://schemas.microsoft.com/office/word/2016/wordml/cid" xmlns:w16="http://schemas.microsoft.com/office/word/2018/wordml" xmlns:w16du="http://schemas.microsoft.com/office/word/2023/wordml/word16du" xmlns:w16sdtdh="http://schemas.microsoft.com/office/word/2020/wordml/sdtdatahash" xmlns:w16se="http://schemas.microsoft.com/office/word/2015/wordml/symex" xmlns:wpg="http://schemas.microsoft.com/office/word/2010/wordprocessingGroup" xmlns:wpi="http://schemas.microsoft.com/office/word/2010/wordprocessingInk" xmlns:wne="http://schemas.microsoft.com/office/word/2006/wordml" xmlns:wps="http://schemas.microsoft.com/office/word/2010/wordprocessingShape" mc:Ignorable="w14 w15 w16se w16cid w16 w16cex w16sdtdh w16du wp14">
+<w:endnotes xmlns:wpc="http://schemas.microsoft.com/office/word/2010/wordprocessingCanvas" xmlns:cx="http://schemas.microsoft.com/office/drawing/2014/chartex" xmlns:cx1="http://schemas.microsoft.com/office/drawing/2015/9/8/chartex" xmlns:cx2="http://schemas.microsoft.com/office/drawing/2015/10/21/chartex" xmlns:cx3="http://schemas.microsoft.com/office/drawing/2016/5/9/chartex" xmlns:cx4="http://schemas.microsoft.com/office/drawing/2016/5/10/chartex" xmlns:cx5="http://schemas.microsoft.com/office/drawing/2016/5/11/chartex" xmlns:cx6="http://schemas.microsoft.com/office/drawing/2016/5/12/chartex" xmlns:cx7="http://schemas.microsoft.com/office/drawing/2016/5/13/chartex" xmlns:cx8="http://schemas.microsoft.com/office/drawing/2016/5/14/chartex" xmlns:mc="http://schemas.openxmlformats.org/markup-compatibility/2006" xmlns:aink="http://schemas.microsoft.com/office/drawing/2016/ink" xmlns:am3d="http://schemas.microsoft.com/office/drawing/2017/model3d" xmlns:o="urn:schemas-microsoft-com:office:office" xmlns:oel="http://schemas.microsoft.com/office/2019/extlst" xmlns:r="http://schemas.openxmlformats.org/officeDocument/2006/relationships" xmlns:m="http://schemas.openxmlformats.org/officeDocument/2006/math" xmlns:v="urn:schemas-microsoft-com:vml" xmlns:wp14="http://schemas.microsoft.com/office/word/2010/wordprocessingDrawing" xmlns:wp="http://schemas.openxmlformats.org/drawingml/2006/wordprocessingDrawing" xmlns:w10="urn:schemas-microsoft-com:office:word" xmlns:w="http://schemas.openxmlformats.org/wordprocessingml/2006/main" xmlns:w14="http://schemas.microsoft.com/office/word/2010/wordml" xmlns:w15="http://schemas.microsoft.com/office/word/2012/wordml" xmlns:w16cex="http://schemas.microsoft.com/office/word/2018/wordml/cex" xmlns:w16cid="http://schemas.microsoft.com/office/word/2016/wordml/cid" xmlns:w16="http://schemas.microsoft.com/office/word/2018/wordml" xmlns:w16du="http://schemas.microsoft.com/office/word/2023/wordml/word16du" xmlns:w16sdtdh="http://schemas.microsoft.com/office/word/2020/wordml/sdtdatahash" xmlns:w16sdtfl="http://schemas.microsoft.com/office/word/2024/wordml/sdtformatlock" xmlns:w16se="http://schemas.microsoft.com/office/word/2015/wordml/symex" xmlns:wpg="http://schemas.microsoft.com/office/word/2010/wordprocessingGroup" xmlns:wpi="http://schemas.microsoft.com/office/word/2010/wordprocessingInk" xmlns:wne="http://schemas.microsoft.com/office/word/2006/wordml" xmlns:wps="http://schemas.microsoft.com/office/word/2010/wordprocessingShape" mc:Ignorable="w14 w15 w16se w16cid w16 w16cex w16sdtdh w16sdtfl w16du wp14">
   <w:endnote w:type="separator" w:id="-1">
     <w:p>
       <w:pPr>
@@ -10813,7 +12213,7 @@
 </file>
 
 <file path=word/footnotes.xml><?xml version="1.0" encoding="utf-8"?>
-<w:footnotes xmlns:wpc="http://schemas.microsoft.com/office/word/2010/wordprocessingCanvas" xmlns:cx="http://schemas.microsoft.com/office/drawing/2014/chartex" xmlns:cx1="http://schemas.microsoft.com/office/drawing/2015/9/8/chartex" xmlns:cx2="http://schemas.microsoft.com/office/drawing/2015/10/21/chartex" xmlns:cx3="http://schemas.microsoft.com/office/drawing/2016/5/9/chartex" xmlns:cx4="http://schemas.microsoft.com/office/drawing/2016/5/10/chartex" xmlns:cx5="http://schemas.microsoft.com/office/drawing/2016/5/11/chartex" xmlns:cx6="http://schemas.microsoft.com/office/drawing/2016/5/12/chartex" xmlns:cx7="http://schemas.microsoft.com/office/drawing/2016/5/13/chartex" xmlns:cx8="http://schemas.microsoft.com/office/drawing/2016/5/14/chartex" xmlns:mc="http://schemas.openxmlformats.org/markup-compatibility/2006" xmlns:aink="http://schemas.microsoft.com/office/drawing/2016/ink" xmlns:am3d="http://schemas.microsoft.com/office/drawing/2017/model3d" xmlns:o="urn:schemas-microsoft-com:office:office" xmlns:oel="http://schemas.microsoft.com/office/2019/extlst" xmlns:r="http://schemas.openxmlformats.org/officeDocument/2006/relationships" xmlns:m="http://schemas.openxmlformats.org/officeDocument/2006/math" xmlns:v="urn:schemas-microsoft-com:vml" xmlns:wp14="http://schemas.microsoft.com/office/word/2010/wordprocessingDrawing" xmlns:wp="http://schemas.openxmlformats.org/drawingml/2006/wordprocessingDrawing" xmlns:w10="urn:schemas-microsoft-com:office:word" xmlns:w="http://schemas.openxmlformats.org/wordprocessingml/2006/main" xmlns:w14="http://schemas.microsoft.com/office/word/2010/wordml" xmlns:w15="http://schemas.microsoft.com/office/word/2012/wordml" xmlns:w16cex="http://schemas.microsoft.com/office/word/2018/wordml/cex" xmlns:w16cid="http://schemas.microsoft.com/office/word/2016/wordml/cid" xmlns:w16="http://schemas.microsoft.com/office/word/2018/wordml" xmlns:w16du="http://schemas.microsoft.com/office/word/2023/wordml/word16du" xmlns:w16sdtdh="http://schemas.microsoft.com/office/word/2020/wordml/sdtdatahash" xmlns:w16se="http://schemas.microsoft.com/office/word/2015/wordml/symex" xmlns:wpg="http://schemas.microsoft.com/office/word/2010/wordprocessingGroup" xmlns:wpi="http://schemas.microsoft.com/office/word/2010/wordprocessingInk" xmlns:wne="http://schemas.microsoft.com/office/word/2006/wordml" xmlns:wps="http://schemas.microsoft.com/office/word/2010/wordprocessingShape" mc:Ignorable="w14 w15 w16se w16cid w16 w16cex w16sdtdh w16du wp14">
+<w:footnotes xmlns:wpc="http://schemas.microsoft.com/office/word/2010/wordprocessingCanvas" xmlns:cx="http://schemas.microsoft.com/office/drawing/2014/chartex" xmlns:cx1="http://schemas.microsoft.com/office/drawing/2015/9/8/chartex" xmlns:cx2="http://schemas.microsoft.com/office/drawing/2015/10/21/chartex" xmlns:cx3="http://schemas.microsoft.com/office/drawing/2016/5/9/chartex" xmlns:cx4="http://schemas.microsoft.com/office/drawing/2016/5/10/chartex" xmlns:cx5="http://schemas.microsoft.com/office/drawing/2016/5/11/chartex" xmlns:cx6="http://schemas.microsoft.com/office/drawing/2016/5/12/chartex" xmlns:cx7="http://schemas.microsoft.com/office/drawing/2016/5/13/chartex" xmlns:cx8="http://schemas.microsoft.com/office/drawing/2016/5/14/chartex" xmlns:mc="http://schemas.openxmlformats.org/markup-compatibility/2006" xmlns:aink="http://schemas.microsoft.com/office/drawing/2016/ink" xmlns:am3d="http://schemas.microsoft.com/office/drawing/2017/model3d" xmlns:o="urn:schemas-microsoft-com:office:office" xmlns:oel="http://schemas.microsoft.com/office/2019/extlst" xmlns:r="http://schemas.openxmlformats.org/officeDocument/2006/relationships" xmlns:m="http://schemas.openxmlformats.org/officeDocument/2006/math" xmlns:v="urn:schemas-microsoft-com:vml" xmlns:wp14="http://schemas.microsoft.com/office/word/2010/wordprocessingDrawing" xmlns:wp="http://schemas.openxmlformats.org/drawingml/2006/wordprocessingDrawing" xmlns:w10="urn:schemas-microsoft-com:office:word" xmlns:w="http://schemas.openxmlformats.org/wordprocessingml/2006/main" xmlns:w14="http://schemas.microsoft.com/office/word/2010/wordml" xmlns:w15="http://schemas.microsoft.com/office/word/2012/wordml" xmlns:w16cex="http://schemas.microsoft.com/office/word/2018/wordml/cex" xmlns:w16cid="http://schemas.microsoft.com/office/word/2016/wordml/cid" xmlns:w16="http://schemas.microsoft.com/office/word/2018/wordml" xmlns:w16du="http://schemas.microsoft.com/office/word/2023/wordml/word16du" xmlns:w16sdtdh="http://schemas.microsoft.com/office/word/2020/wordml/sdtdatahash" xmlns:w16sdtfl="http://schemas.microsoft.com/office/word/2024/wordml/sdtformatlock" xmlns:w16se="http://schemas.microsoft.com/office/word/2015/wordml/symex" xmlns:wpg="http://schemas.microsoft.com/office/word/2010/wordprocessingGroup" xmlns:wpi="http://schemas.microsoft.com/office/word/2010/wordprocessingInk" xmlns:wne="http://schemas.microsoft.com/office/word/2006/wordml" xmlns:wps="http://schemas.microsoft.com/office/word/2010/wordprocessingShape" mc:Ignorable="w14 w15 w16se w16cid w16 w16cex w16sdtdh w16sdtfl w16du wp14">
   <w:footnote w:type="separator" w:id="-1">
     <w:p>
       <w:pPr>
@@ -10838,7 +12238,7 @@
 </file>
 
 <file path=word/numbering.xml><?xml version="1.0" encoding="utf-8"?>
-<w:numbering xmlns:wpc="http://schemas.microsoft.com/office/word/2010/wordprocessingCanvas" xmlns:cx="http://schemas.microsoft.com/office/drawing/2014/chartex" xmlns:cx1="http://schemas.microsoft.com/office/drawing/2015/9/8/chartex" xmlns:cx2="http://schemas.microsoft.com/office/drawing/2015/10/21/chartex" xmlns:cx3="http://schemas.microsoft.com/office/drawing/2016/5/9/chartex" xmlns:cx4="http://schemas.microsoft.com/office/drawing/2016/5/10/chartex" xmlns:cx5="http://schemas.microsoft.com/office/drawing/2016/5/11/chartex" xmlns:cx6="http://schemas.microsoft.com/office/drawing/2016/5/12/chartex" xmlns:cx7="http://schemas.microsoft.com/office/drawing/2016/5/13/chartex" xmlns:cx8="http://schemas.microsoft.com/office/drawing/2016/5/14/chartex" xmlns:mc="http://schemas.openxmlformats.org/markup-compatibility/2006" xmlns:aink="http://schemas.microsoft.com/office/drawing/2016/ink" xmlns:am3d="http://schemas.microsoft.com/office/drawing/2017/model3d" xmlns:o="urn:schemas-microsoft-com:office:office" xmlns:oel="http://schemas.microsoft.com/office/2019/extlst" xmlns:r="http://schemas.openxmlformats.org/officeDocument/2006/relationships" xmlns:m="http://schemas.openxmlformats.org/officeDocument/2006/math" xmlns:v="urn:schemas-microsoft-com:vml" xmlns:wp14="http://schemas.microsoft.com/office/word/2010/wordprocessingDrawing" xmlns:wp="http://schemas.openxmlformats.org/drawingml/2006/wordprocessingDrawing" xmlns:w10="urn:schemas-microsoft-com:office:word" xmlns:w="http://schemas.openxmlformats.org/wordprocessingml/2006/main" xmlns:w14="http://schemas.microsoft.com/office/word/2010/wordml" xmlns:w15="http://schemas.microsoft.com/office/word/2012/wordml" xmlns:w16cex="http://schemas.microsoft.com/office/word/2018/wordml/cex" xmlns:w16cid="http://schemas.microsoft.com/office/word/2016/wordml/cid" xmlns:w16="http://schemas.microsoft.com/office/word/2018/wordml" xmlns:w16du="http://schemas.microsoft.com/office/word/2023/wordml/word16du" xmlns:w16sdtdh="http://schemas.microsoft.com/office/word/2020/wordml/sdtdatahash" xmlns:w16se="http://schemas.microsoft.com/office/word/2015/wordml/symex" xmlns:wpg="http://schemas.microsoft.com/office/word/2010/wordprocessingGroup" xmlns:wpi="http://schemas.microsoft.com/office/word/2010/wordprocessingInk" xmlns:wne="http://schemas.microsoft.com/office/word/2006/wordml" xmlns:wps="http://schemas.microsoft.com/office/word/2010/wordprocessingShape" mc:Ignorable="w14 w15 w16se w16cid w16 w16cex w16sdtdh w16du wp14">
+<w:numbering xmlns:wpc="http://schemas.microsoft.com/office/word/2010/wordprocessingCanvas" xmlns:cx="http://schemas.microsoft.com/office/drawing/2014/chartex" xmlns:cx1="http://schemas.microsoft.com/office/drawing/2015/9/8/chartex" xmlns:cx2="http://schemas.microsoft.com/office/drawing/2015/10/21/chartex" xmlns:cx3="http://schemas.microsoft.com/office/drawing/2016/5/9/chartex" xmlns:cx4="http://schemas.microsoft.com/office/drawing/2016/5/10/chartex" xmlns:cx5="http://schemas.microsoft.com/office/drawing/2016/5/11/chartex" xmlns:cx6="http://schemas.microsoft.com/office/drawing/2016/5/12/chartex" xmlns:cx7="http://schemas.microsoft.com/office/drawing/2016/5/13/chartex" xmlns:cx8="http://schemas.microsoft.com/office/drawing/2016/5/14/chartex" xmlns:mc="http://schemas.openxmlformats.org/markup-compatibility/2006" xmlns:aink="http://schemas.microsoft.com/office/drawing/2016/ink" xmlns:am3d="http://schemas.microsoft.com/office/drawing/2017/model3d" xmlns:o="urn:schemas-microsoft-com:office:office" xmlns:oel="http://schemas.microsoft.com/office/2019/extlst" xmlns:r="http://schemas.openxmlformats.org/officeDocument/2006/relationships" xmlns:m="http://schemas.openxmlformats.org/officeDocument/2006/math" xmlns:v="urn:schemas-microsoft-com:vml" xmlns:wp14="http://schemas.microsoft.com/office/word/2010/wordprocessingDrawing" xmlns:wp="http://schemas.openxmlformats.org/drawingml/2006/wordprocessingDrawing" xmlns:w10="urn:schemas-microsoft-com:office:word" xmlns:w="http://schemas.openxmlformats.org/wordprocessingml/2006/main" xmlns:w14="http://schemas.microsoft.com/office/word/2010/wordml" xmlns:w15="http://schemas.microsoft.com/office/word/2012/wordml" xmlns:w16cex="http://schemas.microsoft.com/office/word/2018/wordml/cex" xmlns:w16cid="http://schemas.microsoft.com/office/word/2016/wordml/cid" xmlns:w16="http://schemas.microsoft.com/office/word/2018/wordml" xmlns:w16du="http://schemas.microsoft.com/office/word/2023/wordml/word16du" xmlns:w16sdtdh="http://schemas.microsoft.com/office/word/2020/wordml/sdtdatahash" xmlns:w16sdtfl="http://schemas.microsoft.com/office/word/2024/wordml/sdtformatlock" xmlns:w16se="http://schemas.microsoft.com/office/word/2015/wordml/symex" xmlns:wpg="http://schemas.microsoft.com/office/word/2010/wordprocessingGroup" xmlns:wpi="http://schemas.microsoft.com/office/word/2010/wordprocessingInk" xmlns:wne="http://schemas.microsoft.com/office/word/2006/wordml" xmlns:wps="http://schemas.microsoft.com/office/word/2010/wordprocessingShape" mc:Ignorable="w14 w15 w16se w16cid w16 w16cex w16sdtdh w16sdtfl w16du wp14">
   <w:abstractNum w:abstractNumId="0" w15:restartNumberingAfterBreak="0">
     <w:nsid w:val="07711F33"/>
     <w:multiLevelType w:val="multilevel"/>
@@ -12313,7 +13713,7 @@
 </file>
 
 <file path=word/styles.xml><?xml version="1.0" encoding="utf-8"?>
-<w:styles xmlns:mc="http://schemas.openxmlformats.org/markup-compatibility/2006" xmlns:r="http://schemas.openxmlformats.org/officeDocument/2006/relationships" xmlns:w="http://schemas.openxmlformats.org/wordprocessingml/2006/main" xmlns:w14="http://schemas.microsoft.com/office/word/2010/wordml" xmlns:w15="http://schemas.microsoft.com/office/word/2012/wordml" xmlns:w16cex="http://schemas.microsoft.com/office/word/2018/wordml/cex" xmlns:w16cid="http://schemas.microsoft.com/office/word/2016/wordml/cid" xmlns:w16="http://schemas.microsoft.com/office/word/2018/wordml" xmlns:w16du="http://schemas.microsoft.com/office/word/2023/wordml/word16du" xmlns:w16sdtdh="http://schemas.microsoft.com/office/word/2020/wordml/sdtdatahash" xmlns:w16se="http://schemas.microsoft.com/office/word/2015/wordml/symex" mc:Ignorable="w14 w15 w16se w16cid w16 w16cex w16sdtdh w16du">
+<w:styles xmlns:mc="http://schemas.openxmlformats.org/markup-compatibility/2006" xmlns:r="http://schemas.openxmlformats.org/officeDocument/2006/relationships" xmlns:w="http://schemas.openxmlformats.org/wordprocessingml/2006/main" xmlns:w14="http://schemas.microsoft.com/office/word/2010/wordml" xmlns:w15="http://schemas.microsoft.com/office/word/2012/wordml" xmlns:w16cex="http://schemas.microsoft.com/office/word/2018/wordml/cex" xmlns:w16cid="http://schemas.microsoft.com/office/word/2016/wordml/cid" xmlns:w16="http://schemas.microsoft.com/office/word/2018/wordml" xmlns:w16du="http://schemas.microsoft.com/office/word/2023/wordml/word16du" xmlns:w16sdtdh="http://schemas.microsoft.com/office/word/2020/wordml/sdtdatahash" xmlns:w16sdtfl="http://schemas.microsoft.com/office/word/2024/wordml/sdtformatlock" xmlns:w16se="http://schemas.microsoft.com/office/word/2015/wordml/symex" mc:Ignorable="w14 w15 w16se w16cid w16 w16cex w16sdtdh w16sdtfl w16du">
   <w:docDefaults>
     <w:rPrDefault>
       <w:rPr>
